--- a/FSD MERN - Developing a Reliable Back-end with Node and Express MAY 2026 batch 1/FSD MERN - Developing a Reliable Back-end with Node and Express  - Day 6 06-06-2026.docx
+++ b/FSD MERN - Developing a Reliable Back-end with Node and Express MAY 2026 batch 1/FSD MERN - Developing a Reliable Back-end with Node and Express  - Day 6 06-06-2026.docx
@@ -27,13 +27,14 @@
         </w:rPr>
         <w:t xml:space="preserve">Day </w:t>
       </w:r>
+      <w:proofErr w:type="gramStart"/>
       <w:r>
         <w:rPr>
           <w:b/>
           <w:bCs/>
           <w:lang w:val="en-US"/>
         </w:rPr>
-        <w:t>6</w:t>
+        <w:t>7</w:t>
       </w:r>
       <w:r>
         <w:rPr>
@@ -43,1226 +44,7 @@
         </w:rPr>
         <w:t xml:space="preserve"> :</w:t>
       </w:r>
-    </w:p>
-    <w:p>
-      <w:pPr>
-        <w:rPr>
-          <w:b/>
-          <w:bCs/>
-          <w:lang w:val="en-US"/>
-        </w:rPr>
-      </w:pPr>
-    </w:p>
-    <w:p>
-      <w:pPr>
-        <w:rPr>
-          <w:b/>
-          <w:bCs/>
-          <w:lang w:val="en-US"/>
-        </w:rPr>
-      </w:pPr>
-      <w:r>
-        <w:rPr>
-          <w:b/>
-          <w:bCs/>
-          <w:lang w:val="en-US"/>
-        </w:rPr>
-        <w:t>Web Service:</w:t>
-      </w:r>
-    </w:p>
-    <w:p>
-      <w:pPr>
-        <w:rPr>
-          <w:lang w:val="en-US"/>
-        </w:rPr>
-      </w:pPr>
-      <w:r>
-        <w:rPr>
-          <w:lang w:val="en-US"/>
-        </w:rPr>
-        <w:t xml:space="preserve">Giving the service for web application when both application running using different technologies or language. </w:t>
-      </w:r>
-      <w:r>
-        <w:rPr>
-          <w:lang w:val="en-US"/>
-        </w:rPr>
-        <w:t xml:space="preserve">With help of web service we can make loosely couple between view and server side technology. </w:t>
-      </w:r>
-    </w:p>
-    <w:p>
-      <w:pPr>
-        <w:rPr>
-          <w:lang w:val="en-US"/>
-        </w:rPr>
-      </w:pPr>
-      <w:r>
-        <w:rPr>
-          <w:lang w:val="en-US"/>
-        </w:rPr>
-        <w:t xml:space="preserve">If we make </w:t>
-      </w:r>
-      <w:r>
-        <w:rPr>
-          <w:highlight w:val="yellow"/>
-          <w:lang w:val="en-US"/>
-        </w:rPr>
-        <w:t>express JS as rest full web service</w:t>
-      </w:r>
-      <w:r>
-        <w:rPr>
-          <w:lang w:val="en-US"/>
-        </w:rPr>
-        <w:t xml:space="preserve"> view can be any frontend technologies like angular or react or </w:t>
-      </w:r>
-      <w:proofErr w:type="spellStart"/>
-      <w:r>
-        <w:rPr>
-          <w:lang w:val="en-US"/>
-        </w:rPr>
-        <w:t>vue</w:t>
-      </w:r>
-      <w:proofErr w:type="spellEnd"/>
-      <w:r>
-        <w:rPr>
-          <w:lang w:val="en-US"/>
-        </w:rPr>
-        <w:t xml:space="preserve"> </w:t>
-      </w:r>
-      <w:proofErr w:type="spellStart"/>
-      <w:r>
-        <w:rPr>
-          <w:lang w:val="en-US"/>
-        </w:rPr>
-        <w:t>js</w:t>
-      </w:r>
-      <w:proofErr w:type="spellEnd"/>
-      <w:r>
-        <w:rPr>
-          <w:lang w:val="en-US"/>
-        </w:rPr>
-        <w:t xml:space="preserve"> or </w:t>
-      </w:r>
-      <w:r>
-        <w:rPr>
-          <w:lang w:val="en-US"/>
-        </w:rPr>
-        <w:t xml:space="preserve">client </w:t>
-      </w:r>
-      <w:proofErr w:type="spellStart"/>
-      <w:r>
-        <w:rPr>
-          <w:lang w:val="en-US"/>
-        </w:rPr>
-        <w:t>js</w:t>
-      </w:r>
-      <w:proofErr w:type="spellEnd"/>
-      <w:r>
-        <w:rPr>
-          <w:lang w:val="en-US"/>
-        </w:rPr>
-        <w:t xml:space="preserve"> as well as any other programming language. </w:t>
-      </w:r>
-    </w:p>
-    <w:p>
-      <w:pPr>
-        <w:rPr>
-          <w:lang w:val="en-US"/>
-        </w:rPr>
-      </w:pPr>
-    </w:p>
-    <w:p>
-      <w:pPr>
-        <w:rPr>
-          <w:lang w:val="en-US"/>
-        </w:rPr>
-      </w:pPr>
-      <w:r>
-        <w:rPr>
-          <w:lang w:val="en-US"/>
-        </w:rPr>
-        <w:t xml:space="preserve">Server side view technologies are </w:t>
-      </w:r>
-    </w:p>
-    <w:p>
-      <w:pPr>
-        <w:rPr>
-          <w:lang w:val="en-US"/>
-        </w:rPr>
-      </w:pPr>
-      <w:r>
-        <w:rPr>
-          <w:lang w:val="en-US"/>
-        </w:rPr>
-        <w:t xml:space="preserve">JSP </w:t>
-      </w:r>
-    </w:p>
-    <w:p>
-      <w:pPr>
-        <w:rPr>
-          <w:lang w:val="en-US"/>
-        </w:rPr>
-      </w:pPr>
-      <w:r>
-        <w:rPr>
-          <w:lang w:val="en-US"/>
-        </w:rPr>
-        <w:t xml:space="preserve">Asp </w:t>
-      </w:r>
-    </w:p>
-    <w:p>
-      <w:pPr>
-        <w:rPr>
-          <w:lang w:val="en-US"/>
-        </w:rPr>
-      </w:pPr>
-      <w:proofErr w:type="spellStart"/>
-      <w:r>
-        <w:rPr>
-          <w:lang w:val="en-US"/>
-        </w:rPr>
-        <w:t>Php</w:t>
-      </w:r>
-      <w:proofErr w:type="spellEnd"/>
-      <w:r>
-        <w:rPr>
-          <w:lang w:val="en-US"/>
-        </w:rPr>
-        <w:t xml:space="preserve"> </w:t>
-      </w:r>
-    </w:p>
-    <w:p>
-      <w:pPr>
-        <w:rPr>
-          <w:lang w:val="en-US"/>
-        </w:rPr>
-      </w:pPr>
-      <w:r>
-        <w:rPr>
-          <w:lang w:val="en-US"/>
-        </w:rPr>
-        <w:t xml:space="preserve">CGI </w:t>
-      </w:r>
-    </w:p>
-    <w:p>
-      <w:pPr>
-        <w:rPr>
-          <w:lang w:val="en-US"/>
-        </w:rPr>
-      </w:pPr>
-      <w:r>
-        <w:rPr>
-          <w:lang w:val="en-US"/>
-        </w:rPr>
-        <w:t xml:space="preserve">EJS </w:t>
-      </w:r>
-    </w:p>
-    <w:p>
-      <w:pPr>
-        <w:rPr>
-          <w:lang w:val="en-US"/>
-        </w:rPr>
-      </w:pPr>
-      <w:r>
-        <w:rPr>
-          <w:lang w:val="en-US"/>
-        </w:rPr>
-        <w:t xml:space="preserve">Pugs </w:t>
-      </w:r>
-    </w:p>
-    <w:p>
-      <w:pPr>
-        <w:rPr>
-          <w:lang w:val="en-US"/>
-        </w:rPr>
-      </w:pPr>
-    </w:p>
-    <w:p>
-      <w:pPr>
-        <w:rPr>
-          <w:lang w:val="en-US"/>
-        </w:rPr>
-      </w:pPr>
-      <w:r>
-        <w:rPr>
-          <w:lang w:val="en-US"/>
-        </w:rPr>
-        <w:t xml:space="preserve">If we use EJS as view engine then server side programming language must be Node with Express JS. Thes view engine are depends upon respective server side programming language. We can’t use JSP as view engine for node </w:t>
-      </w:r>
-      <w:proofErr w:type="spellStart"/>
-      <w:r>
-        <w:rPr>
-          <w:lang w:val="en-US"/>
-        </w:rPr>
-        <w:t>js</w:t>
-      </w:r>
-      <w:proofErr w:type="spellEnd"/>
-      <w:r>
-        <w:rPr>
-          <w:lang w:val="en-US"/>
-        </w:rPr>
-        <w:t xml:space="preserve"> and vice-versa. </w:t>
-      </w:r>
-    </w:p>
-    <w:p>
-      <w:pPr>
-        <w:rPr>
-          <w:lang w:val="en-US"/>
-        </w:rPr>
-      </w:pPr>
-      <w:r>
-        <w:rPr>
-          <w:lang w:val="en-US"/>
-        </w:rPr>
-        <w:t xml:space="preserve">Every view engine follow its own syntax. </w:t>
-      </w:r>
-    </w:p>
-    <w:p>
-      <w:pPr>
-        <w:rPr>
-          <w:lang w:val="en-US"/>
-        </w:rPr>
-      </w:pPr>
-    </w:p>
-    <w:p>
-      <w:pPr>
-        <w:rPr>
-          <w:lang w:val="en-US"/>
-        </w:rPr>
-      </w:pPr>
-    </w:p>
-    <w:p>
-      <w:pPr>
-        <w:rPr>
-          <w:lang w:val="en-US"/>
-        </w:rPr>
-      </w:pPr>
-      <w:r>
-        <w:rPr>
-          <w:lang w:val="en-US"/>
-        </w:rPr>
-        <w:t xml:space="preserve">Express JS View engine. </w:t>
-      </w:r>
-    </w:p>
-    <w:p>
-      <w:pPr>
-        <w:rPr>
-          <w:lang w:val="en-US"/>
-        </w:rPr>
-      </w:pPr>
-    </w:p>
-    <w:p>
-      <w:pPr>
-        <w:rPr>
-          <w:lang w:val="en-US"/>
-        </w:rPr>
-      </w:pPr>
-    </w:p>
-    <w:p>
-      <w:pPr>
-        <w:rPr>
-          <w:lang w:val="en-US"/>
-        </w:rPr>
-      </w:pPr>
-    </w:p>
-    <w:p>
-      <w:pPr>
-        <w:rPr>
-          <w:lang w:val="en-US"/>
-        </w:rPr>
-      </w:pPr>
-    </w:p>
-    <w:p>
-      <w:pPr>
-        <w:rPr>
-          <w:lang w:val="en-US"/>
-        </w:rPr>
-      </w:pPr>
-    </w:p>
-    <w:p>
-      <w:pPr>
-        <w:rPr>
-          <w:lang w:val="en-US"/>
-        </w:rPr>
-      </w:pPr>
-    </w:p>
-    <w:p>
-      <w:pPr>
-        <w:rPr>
-          <w:lang w:val="en-US"/>
-        </w:rPr>
-      </w:pPr>
-      <w:r>
-        <w:rPr>
-          <w:lang w:val="en-US"/>
-        </w:rPr>
-        <w:tab/>
-      </w:r>
-      <w:r>
-        <w:rPr>
-          <w:lang w:val="en-US"/>
-        </w:rPr>
-        <w:tab/>
-      </w:r>
-      <w:r>
-        <w:rPr>
-          <w:lang w:val="en-US"/>
-        </w:rPr>
-        <w:tab/>
-        <w:t>Req (Java Request) ----</w:t>
-      </w:r>
-      <w:r>
-        <w:rPr>
-          <w:lang w:val="en-US"/>
-        </w:rPr>
-        <w:sym w:font="Wingdings" w:char="F0E0"/>
-      </w:r>
-    </w:p>
-    <w:p>
-      <w:pPr>
-        <w:rPr>
-          <w:lang w:val="en-US"/>
-        </w:rPr>
-      </w:pPr>
-      <w:r>
-        <w:rPr>
-          <w:lang w:val="en-US"/>
-        </w:rPr>
-        <w:t>App1</w:t>
-      </w:r>
-      <w:r>
-        <w:rPr>
-          <w:lang w:val="en-US"/>
-        </w:rPr>
-        <w:tab/>
-      </w:r>
-      <w:r>
-        <w:rPr>
-          <w:lang w:val="en-US"/>
-        </w:rPr>
-        <w:tab/>
-      </w:r>
-      <w:r>
-        <w:rPr>
-          <w:lang w:val="en-US"/>
-        </w:rPr>
-        <w:tab/>
-      </w:r>
-      <w:r>
-        <w:rPr>
-          <w:highlight w:val="yellow"/>
-          <w:lang w:val="en-US"/>
-        </w:rPr>
-        <w:t>XML/JSON</w:t>
-      </w:r>
-      <w:r>
-        <w:rPr>
-          <w:lang w:val="en-US"/>
-        </w:rPr>
-        <w:t xml:space="preserve"> </w:t>
-      </w:r>
-      <w:r>
-        <w:rPr>
-          <w:lang w:val="en-US"/>
-        </w:rPr>
-        <w:tab/>
-      </w:r>
-      <w:r>
-        <w:rPr>
-          <w:lang w:val="en-US"/>
-        </w:rPr>
-        <w:tab/>
-      </w:r>
-      <w:r>
-        <w:rPr>
-          <w:lang w:val="en-US"/>
-        </w:rPr>
-        <w:tab/>
-      </w:r>
-      <w:r>
-        <w:rPr>
-          <w:lang w:val="en-US"/>
-        </w:rPr>
-        <w:tab/>
-      </w:r>
-      <w:r>
-        <w:rPr>
-          <w:lang w:val="en-US"/>
-        </w:rPr>
-        <w:tab/>
-        <w:t xml:space="preserve">App2 </w:t>
-      </w:r>
-    </w:p>
-    <w:p>
-      <w:pPr>
-        <w:rPr>
-          <w:lang w:val="en-US"/>
-        </w:rPr>
-      </w:pPr>
-      <w:r>
-        <w:rPr>
-          <w:lang w:val="en-US"/>
-        </w:rPr>
-        <w:t>Java</w:t>
-      </w:r>
-      <w:r>
-        <w:rPr>
-          <w:lang w:val="en-US"/>
-        </w:rPr>
-        <w:tab/>
-      </w:r>
-      <w:r>
-        <w:rPr>
-          <w:lang w:val="en-US"/>
-        </w:rPr>
-        <w:tab/>
-      </w:r>
-      <w:r>
-        <w:rPr>
-          <w:lang w:val="en-US"/>
-        </w:rPr>
-        <w:tab/>
-      </w:r>
-      <w:r>
-        <w:rPr>
-          <w:lang w:val="en-US"/>
-        </w:rPr>
-        <w:tab/>
-      </w:r>
-      <w:r>
-        <w:rPr>
-          <w:lang w:val="en-US"/>
-        </w:rPr>
-        <w:tab/>
-      </w:r>
-      <w:r>
-        <w:rPr>
-          <w:lang w:val="en-US"/>
-        </w:rPr>
-        <w:tab/>
-      </w:r>
-      <w:r>
-        <w:rPr>
-          <w:lang w:val="en-US"/>
-        </w:rPr>
-        <w:tab/>
-      </w:r>
-      <w:r>
-        <w:rPr>
-          <w:lang w:val="en-US"/>
-        </w:rPr>
-        <w:tab/>
-        <w:t xml:space="preserve">Express JS </w:t>
-      </w:r>
-    </w:p>
-    <w:p>
-      <w:pPr>
-        <w:rPr>
-          <w:lang w:val="en-US"/>
-        </w:rPr>
-      </w:pPr>
-      <w:r>
-        <w:rPr>
-          <w:lang w:val="en-US"/>
-        </w:rPr>
-        <w:tab/>
-      </w:r>
-      <w:r>
-        <w:rPr>
-          <w:lang w:val="en-US"/>
-        </w:rPr>
-        <w:tab/>
-      </w:r>
-      <w:r>
-        <w:rPr>
-          <w:lang w:val="en-US"/>
-        </w:rPr>
-        <w:tab/>
-      </w:r>
-      <w:r>
-        <w:rPr>
-          <w:lang w:val="en-US"/>
-        </w:rPr>
-        <w:sym w:font="Wingdings" w:char="F0DF"/>
-      </w:r>
-      <w:r>
-        <w:rPr>
-          <w:lang w:val="en-US"/>
-        </w:rPr>
-        <w:t>-Response (JS response)</w:t>
-      </w:r>
-    </w:p>
-    <w:p>
-      <w:pPr>
-        <w:rPr>
-          <w:lang w:val="en-US"/>
-        </w:rPr>
-      </w:pPr>
-      <w:r>
-        <w:rPr>
-          <w:lang w:val="en-US"/>
-        </w:rPr>
-        <w:t xml:space="preserve">HSBC </w:t>
-      </w:r>
-      <w:r>
-        <w:rPr>
-          <w:lang w:val="en-US"/>
-        </w:rPr>
-        <w:tab/>
-      </w:r>
-      <w:r>
-        <w:rPr>
-          <w:lang w:val="en-US"/>
-        </w:rPr>
-        <w:tab/>
-      </w:r>
-      <w:r>
-        <w:rPr>
-          <w:lang w:val="en-US"/>
-        </w:rPr>
-        <w:tab/>
-      </w:r>
-      <w:r>
-        <w:rPr>
-          <w:lang w:val="en-US"/>
-        </w:rPr>
-        <w:tab/>
-      </w:r>
-      <w:r>
-        <w:rPr>
-          <w:lang w:val="en-US"/>
-        </w:rPr>
-        <w:tab/>
-      </w:r>
-      <w:r>
-        <w:rPr>
-          <w:lang w:val="en-US"/>
-        </w:rPr>
-        <w:tab/>
-      </w:r>
-      <w:r>
-        <w:rPr>
-          <w:lang w:val="en-US"/>
-        </w:rPr>
-        <w:tab/>
-      </w:r>
-      <w:r>
-        <w:rPr>
-          <w:lang w:val="en-US"/>
-        </w:rPr>
-        <w:tab/>
-        <w:t xml:space="preserve">SBI </w:t>
-      </w:r>
-    </w:p>
-    <w:p>
-      <w:pPr>
-        <w:rPr>
-          <w:lang w:val="en-US"/>
-        </w:rPr>
-      </w:pPr>
-      <w:r>
-        <w:rPr>
-          <w:lang w:val="en-US"/>
-        </w:rPr>
-        <w:t xml:space="preserve">XML : </w:t>
-      </w:r>
-      <w:proofErr w:type="spellStart"/>
-      <w:r>
-        <w:rPr>
-          <w:lang w:val="en-US"/>
-        </w:rPr>
-        <w:t>eXtensible</w:t>
-      </w:r>
-      <w:proofErr w:type="spellEnd"/>
-      <w:r>
-        <w:rPr>
-          <w:lang w:val="en-US"/>
-        </w:rPr>
-        <w:t xml:space="preserve"> markup up language </w:t>
-      </w:r>
-    </w:p>
-    <w:p>
-      <w:pPr>
-        <w:rPr>
-          <w:lang w:val="en-US"/>
-        </w:rPr>
-      </w:pPr>
-      <w:r>
-        <w:rPr>
-          <w:lang w:val="en-US"/>
-        </w:rPr>
-        <w:t xml:space="preserve">JSON : JavaScript Object Notation </w:t>
-      </w:r>
-    </w:p>
-    <w:p>
-      <w:pPr>
-        <w:rPr>
-          <w:lang w:val="en-US"/>
-        </w:rPr>
-      </w:pPr>
-    </w:p>
-    <w:p>
-      <w:pPr>
-        <w:rPr>
-          <w:lang w:val="en-US"/>
-        </w:rPr>
-      </w:pPr>
-      <w:r>
-        <w:rPr>
-          <w:lang w:val="en-US"/>
-        </w:rPr>
-        <w:t xml:space="preserve">Java or Python or JavaScript function or methods are present. They are consider as service. </w:t>
-      </w:r>
-    </w:p>
-    <w:p>
-      <w:pPr>
-        <w:rPr>
-          <w:lang w:val="en-US"/>
-        </w:rPr>
-      </w:pPr>
-      <w:r>
-        <w:rPr>
-          <w:lang w:val="en-US"/>
-        </w:rPr>
-        <w:t xml:space="preserve">SOAP Web Service : Simple Object Access Protocol : in SOAP Web Service we can consume and produce the data in xml format. SOAP web service base upon SOA (Service Oriented architecture). </w:t>
-      </w:r>
-      <w:r>
-        <w:rPr>
-          <w:lang w:val="en-US"/>
-        </w:rPr>
-        <w:t>WSDL (Web Service Description language)</w:t>
-      </w:r>
-    </w:p>
-    <w:p>
-      <w:pPr>
-        <w:rPr>
-          <w:lang w:val="en-US"/>
-        </w:rPr>
-      </w:pPr>
-      <w:r>
-        <w:rPr>
-          <w:lang w:val="en-US"/>
-        </w:rPr>
-        <w:t xml:space="preserve">Rest Full Web Service : Representation State Transfer : In Rest Full web service we can consume and produce data in any format base upon client requirement like plain text, html, xml, </w:t>
-      </w:r>
-      <w:proofErr w:type="spellStart"/>
-      <w:r>
-        <w:rPr>
-          <w:lang w:val="en-US"/>
-        </w:rPr>
-        <w:t>json</w:t>
-      </w:r>
-      <w:proofErr w:type="spellEnd"/>
-      <w:r>
-        <w:rPr>
-          <w:lang w:val="en-US"/>
-        </w:rPr>
-        <w:t xml:space="preserve"> or any media type etc. </w:t>
-      </w:r>
-    </w:p>
-    <w:p>
-      <w:pPr>
-        <w:rPr>
-          <w:lang w:val="en-US"/>
-        </w:rPr>
-      </w:pPr>
-      <w:r>
-        <w:rPr>
-          <w:lang w:val="en-US"/>
-        </w:rPr>
-        <w:t xml:space="preserve">WADL file (Web Application Description language) </w:t>
-      </w:r>
-    </w:p>
-    <w:p>
-      <w:pPr>
-        <w:rPr>
-          <w:lang w:val="en-US"/>
-        </w:rPr>
-      </w:pPr>
-      <w:r>
-        <w:rPr>
-          <w:lang w:val="en-US"/>
-        </w:rPr>
-        <w:t xml:space="preserve">Rest full web service support all http protocol methods. </w:t>
-      </w:r>
-    </w:p>
-    <w:p>
-      <w:pPr>
-        <w:rPr>
-          <w:lang w:val="en-US"/>
-        </w:rPr>
-      </w:pPr>
-      <w:r>
-        <w:rPr>
-          <w:lang w:val="en-US"/>
-        </w:rPr>
-        <w:t xml:space="preserve">Get </w:t>
-      </w:r>
-      <w:r>
-        <w:rPr>
-          <w:lang w:val="en-US"/>
-        </w:rPr>
-        <w:tab/>
-      </w:r>
-      <w:r>
-        <w:rPr>
-          <w:lang w:val="en-US"/>
-        </w:rPr>
-        <w:tab/>
-        <w:t>Get the resources of employee, customer</w:t>
-      </w:r>
-      <w:r>
-        <w:rPr>
-          <w:lang w:val="en-US"/>
-        </w:rPr>
-        <w:t xml:space="preserve"> in </w:t>
-      </w:r>
-      <w:proofErr w:type="spellStart"/>
-      <w:r>
-        <w:rPr>
-          <w:lang w:val="en-US"/>
-        </w:rPr>
-        <w:t>json</w:t>
-      </w:r>
-      <w:proofErr w:type="spellEnd"/>
-      <w:r>
-        <w:rPr>
-          <w:lang w:val="en-US"/>
-        </w:rPr>
-        <w:t xml:space="preserve"> format. </w:t>
-      </w:r>
-    </w:p>
-    <w:p>
-      <w:pPr>
-        <w:rPr>
-          <w:lang w:val="en-US"/>
-        </w:rPr>
-      </w:pPr>
-      <w:r>
-        <w:rPr>
-          <w:lang w:val="en-US"/>
-        </w:rPr>
-        <w:tab/>
-      </w:r>
-      <w:r>
-        <w:rPr>
-          <w:lang w:val="en-US"/>
-        </w:rPr>
-        <w:tab/>
-        <w:t xml:space="preserve">If we connect to </w:t>
-      </w:r>
-      <w:proofErr w:type="spellStart"/>
-      <w:r>
-        <w:rPr>
-          <w:lang w:val="en-US"/>
-        </w:rPr>
-        <w:t>db</w:t>
-      </w:r>
-      <w:proofErr w:type="spellEnd"/>
-      <w:r>
-        <w:rPr>
-          <w:lang w:val="en-US"/>
-        </w:rPr>
-        <w:t xml:space="preserve"> select query </w:t>
-      </w:r>
-    </w:p>
-    <w:p>
-      <w:pPr>
-        <w:rPr>
-          <w:lang w:val="en-US"/>
-        </w:rPr>
-      </w:pPr>
-      <w:r>
-        <w:rPr>
-          <w:lang w:val="en-US"/>
-        </w:rPr>
-        <w:t xml:space="preserve">Post </w:t>
-      </w:r>
-      <w:r>
-        <w:rPr>
-          <w:lang w:val="en-US"/>
-        </w:rPr>
-        <w:tab/>
-      </w:r>
-      <w:r>
-        <w:rPr>
-          <w:lang w:val="en-US"/>
-        </w:rPr>
-        <w:tab/>
-        <w:t xml:space="preserve">to create the resource </w:t>
-      </w:r>
-      <w:r>
-        <w:rPr>
-          <w:lang w:val="en-US"/>
-        </w:rPr>
-        <w:tab/>
-      </w:r>
-    </w:p>
-    <w:p>
-      <w:pPr>
-        <w:rPr>
-          <w:lang w:val="en-US"/>
-        </w:rPr>
-      </w:pPr>
-      <w:r>
-        <w:rPr>
-          <w:lang w:val="en-US"/>
-        </w:rPr>
-        <w:tab/>
-      </w:r>
-      <w:r>
-        <w:rPr>
-          <w:lang w:val="en-US"/>
-        </w:rPr>
-        <w:tab/>
-        <w:t xml:space="preserve">If we connect to </w:t>
-      </w:r>
-      <w:proofErr w:type="spellStart"/>
-      <w:r>
-        <w:rPr>
-          <w:lang w:val="en-US"/>
-        </w:rPr>
-        <w:t>db</w:t>
-      </w:r>
-      <w:proofErr w:type="spellEnd"/>
-      <w:r>
-        <w:rPr>
-          <w:lang w:val="en-US"/>
-        </w:rPr>
-        <w:t xml:space="preserve"> insert query </w:t>
-      </w:r>
-    </w:p>
-    <w:p>
-      <w:pPr>
-        <w:rPr>
-          <w:lang w:val="en-US"/>
-        </w:rPr>
-      </w:pPr>
-      <w:r>
-        <w:rPr>
-          <w:lang w:val="en-US"/>
-        </w:rPr>
-        <w:t xml:space="preserve">Put/Patch </w:t>
-      </w:r>
-      <w:r>
-        <w:rPr>
-          <w:lang w:val="en-US"/>
-        </w:rPr>
-        <w:tab/>
-        <w:t xml:space="preserve">to update existing resource </w:t>
-      </w:r>
-    </w:p>
-    <w:p>
-      <w:pPr>
-        <w:rPr>
-          <w:lang w:val="en-US"/>
-        </w:rPr>
-      </w:pPr>
-      <w:r>
-        <w:rPr>
-          <w:lang w:val="en-US"/>
-        </w:rPr>
-        <w:tab/>
-      </w:r>
-      <w:r>
-        <w:rPr>
-          <w:lang w:val="en-US"/>
-        </w:rPr>
-        <w:tab/>
-        <w:t xml:space="preserve">If we connect to </w:t>
-      </w:r>
-      <w:proofErr w:type="spellStart"/>
-      <w:r>
-        <w:rPr>
-          <w:lang w:val="en-US"/>
-        </w:rPr>
-        <w:t>db</w:t>
-      </w:r>
-      <w:proofErr w:type="spellEnd"/>
-      <w:r>
-        <w:rPr>
-          <w:lang w:val="en-US"/>
-        </w:rPr>
-        <w:t xml:space="preserve"> update query</w:t>
-      </w:r>
-    </w:p>
-    <w:p>
-      <w:pPr>
-        <w:rPr>
-          <w:lang w:val="en-US"/>
-        </w:rPr>
-      </w:pPr>
-      <w:r>
-        <w:rPr>
-          <w:lang w:val="en-US"/>
-        </w:rPr>
-        <w:tab/>
-      </w:r>
-      <w:r>
-        <w:rPr>
-          <w:lang w:val="en-US"/>
-        </w:rPr>
-        <w:tab/>
-        <w:t xml:space="preserve">Put is use to update all property of existing object using unique property </w:t>
-      </w:r>
-    </w:p>
-    <w:p>
-      <w:pPr>
-        <w:rPr>
-          <w:lang w:val="en-US"/>
-        </w:rPr>
-      </w:pPr>
-      <w:r>
-        <w:rPr>
-          <w:lang w:val="en-US"/>
-        </w:rPr>
-        <w:tab/>
-      </w:r>
-      <w:r>
-        <w:rPr>
-          <w:lang w:val="en-US"/>
-        </w:rPr>
-        <w:tab/>
-        <w:t xml:space="preserve">Patch is use to update partial property not all.  </w:t>
-      </w:r>
-    </w:p>
-    <w:p>
-      <w:pPr>
-        <w:rPr>
-          <w:lang w:val="en-US"/>
-        </w:rPr>
-      </w:pPr>
-      <w:r>
-        <w:rPr>
-          <w:lang w:val="en-US"/>
-        </w:rPr>
-        <w:t xml:space="preserve">Delete </w:t>
-      </w:r>
-      <w:r>
-        <w:rPr>
-          <w:lang w:val="en-US"/>
-        </w:rPr>
-        <w:tab/>
-        <w:t xml:space="preserve">to delete existing resource </w:t>
-      </w:r>
-    </w:p>
-    <w:p>
-      <w:pPr>
-        <w:rPr>
-          <w:lang w:val="en-US"/>
-        </w:rPr>
-      </w:pPr>
-      <w:r>
-        <w:rPr>
-          <w:lang w:val="en-US"/>
-        </w:rPr>
-        <w:lastRenderedPageBreak/>
-        <w:tab/>
-      </w:r>
-      <w:r>
-        <w:rPr>
-          <w:lang w:val="en-US"/>
-        </w:rPr>
-        <w:tab/>
-        <w:t xml:space="preserve">If we connect to </w:t>
-      </w:r>
-      <w:proofErr w:type="spellStart"/>
-      <w:r>
-        <w:rPr>
-          <w:lang w:val="en-US"/>
-        </w:rPr>
-        <w:t>db</w:t>
-      </w:r>
-      <w:proofErr w:type="spellEnd"/>
-      <w:r>
-        <w:rPr>
-          <w:lang w:val="en-US"/>
-        </w:rPr>
-        <w:t xml:space="preserve"> delete query </w:t>
-      </w:r>
-    </w:p>
-    <w:p>
-      <w:pPr>
-        <w:rPr>
-          <w:lang w:val="en-US"/>
-        </w:rPr>
-      </w:pPr>
-    </w:p>
-    <w:p>
-      <w:pPr>
-        <w:rPr>
-          <w:lang w:val="en-US"/>
-        </w:rPr>
-      </w:pPr>
-      <w:r>
-        <w:rPr>
-          <w:lang w:val="en-US"/>
-        </w:rPr>
-        <w:t>Creating simple rest full web service to produce the data in different format</w:t>
-      </w:r>
-      <w:r>
-        <w:rPr>
-          <w:lang w:val="en-US"/>
-        </w:rPr>
-        <w:t xml:space="preserve"> with get method. </w:t>
-      </w:r>
-    </w:p>
-    <w:p>
-      <w:pPr>
-        <w:rPr>
-          <w:lang w:val="en-US"/>
-        </w:rPr>
-      </w:pPr>
-    </w:p>
-    <w:p>
-      <w:pPr>
-        <w:rPr>
-          <w:lang w:val="en-US"/>
-        </w:rPr>
-      </w:pPr>
-      <w:proofErr w:type="spellStart"/>
-      <w:r>
-        <w:rPr>
-          <w:lang w:val="en-US"/>
-        </w:rPr>
-        <w:t>RestFullWeb</w:t>
-      </w:r>
-      <w:proofErr w:type="spellEnd"/>
-      <w:r>
-        <w:rPr>
-          <w:lang w:val="en-US"/>
-        </w:rPr>
-        <w:t xml:space="preserve"> Service -</w:t>
-      </w:r>
-      <w:r>
-        <w:rPr>
-          <w:lang w:val="en-US"/>
-        </w:rPr>
-        <w:sym w:font="Wingdings" w:char="F0E0"/>
-      </w:r>
-      <w:r>
-        <w:rPr>
-          <w:lang w:val="en-US"/>
-        </w:rPr>
-        <w:t xml:space="preserve"> Root folder </w:t>
-      </w:r>
-    </w:p>
-    <w:p>
-      <w:pPr>
-        <w:rPr>
-          <w:lang w:val="en-US"/>
-        </w:rPr>
-      </w:pPr>
-    </w:p>
-    <w:p>
-      <w:pPr>
-        <w:rPr>
-          <w:lang w:val="en-US"/>
-        </w:rPr>
-      </w:pPr>
-      <w:proofErr w:type="spellStart"/>
-      <w:r>
-        <w:rPr>
-          <w:lang w:val="en-US"/>
-        </w:rPr>
-        <w:t>mkdir</w:t>
-      </w:r>
-      <w:proofErr w:type="spellEnd"/>
-      <w:r>
-        <w:rPr>
-          <w:lang w:val="en-US"/>
-        </w:rPr>
-        <w:t xml:space="preserve"> rest-</w:t>
-      </w:r>
-      <w:proofErr w:type="spellStart"/>
-      <w:r>
-        <w:rPr>
-          <w:lang w:val="en-US"/>
-        </w:rPr>
-        <w:t>api</w:t>
-      </w:r>
-      <w:proofErr w:type="spellEnd"/>
-      <w:r>
-        <w:rPr>
-          <w:lang w:val="en-US"/>
-        </w:rPr>
-        <w:t xml:space="preserve">-different-format-data </w:t>
-      </w:r>
-    </w:p>
-    <w:p>
-      <w:pPr>
-        <w:rPr>
-          <w:lang w:val="en-US"/>
-        </w:rPr>
-      </w:pPr>
-      <w:proofErr w:type="spellStart"/>
-      <w:r>
-        <w:rPr>
-          <w:lang w:val="en-US"/>
-        </w:rPr>
-        <w:t>npm</w:t>
-      </w:r>
-      <w:proofErr w:type="spellEnd"/>
-      <w:r>
-        <w:rPr>
-          <w:lang w:val="en-US"/>
-        </w:rPr>
-        <w:t xml:space="preserve"> </w:t>
-      </w:r>
-      <w:proofErr w:type="spellStart"/>
-      <w:r>
-        <w:rPr>
-          <w:lang w:val="en-US"/>
-        </w:rPr>
-        <w:t>init</w:t>
-      </w:r>
-      <w:proofErr w:type="spellEnd"/>
-      <w:r>
-        <w:rPr>
-          <w:lang w:val="en-US"/>
-        </w:rPr>
-        <w:t xml:space="preserve"> -y</w:t>
-      </w:r>
-    </w:p>
-    <w:p>
-      <w:pPr>
-        <w:rPr>
-          <w:lang w:val="en-US"/>
-        </w:rPr>
-      </w:pPr>
-      <w:proofErr w:type="spellStart"/>
-      <w:r>
-        <w:rPr>
-          <w:lang w:val="en-US"/>
-        </w:rPr>
-        <w:t>npm</w:t>
-      </w:r>
-      <w:proofErr w:type="spellEnd"/>
-      <w:r>
-        <w:rPr>
-          <w:lang w:val="en-US"/>
-        </w:rPr>
-        <w:t xml:space="preserve"> install express </w:t>
-      </w:r>
-    </w:p>
-    <w:p>
-      <w:pPr>
-        <w:rPr>
-          <w:lang w:val="en-US"/>
-        </w:rPr>
-      </w:pPr>
-    </w:p>
-    <w:p>
-      <w:pPr>
-        <w:rPr>
-          <w:lang w:val="en-US"/>
-        </w:rPr>
-      </w:pPr>
-      <w:r>
-        <w:rPr>
-          <w:lang w:val="en-US"/>
-        </w:rPr>
-        <w:t xml:space="preserve"> </w:t>
-      </w:r>
+      <w:proofErr w:type="gramEnd"/>
     </w:p>
     <w:p>
       <w:pPr>
@@ -1478,13 +260,7 @@
         <w:rPr>
           <w:lang w:val="en-US"/>
         </w:rPr>
-        <w:t>key2=value2</w:t>
-      </w:r>
-      <w:r>
-        <w:rPr>
-          <w:lang w:val="en-US"/>
-        </w:rPr>
-        <w:t>&amp;key3=value3</w:t>
+        <w:t>key2=value2&amp;key3=value3</w:t>
       </w:r>
     </w:p>
     <w:p>
@@ -1599,7 +375,21 @@
         <w:rPr>
           <w:lang w:val="en-US"/>
         </w:rPr>
-        <w:t xml:space="preserve">Post method : store product data with product id must be unique </w:t>
+        <w:t xml:space="preserve">Post </w:t>
+      </w:r>
+      <w:proofErr w:type="gramStart"/>
+      <w:r>
+        <w:rPr>
+          <w:lang w:val="en-US"/>
+        </w:rPr>
+        <w:t>method :</w:t>
+      </w:r>
+      <w:proofErr w:type="gramEnd"/>
+      <w:r>
+        <w:rPr>
+          <w:lang w:val="en-US"/>
+        </w:rPr>
+        <w:t xml:space="preserve"> store product data with product id must be unique </w:t>
       </w:r>
     </w:p>
     <w:p>
@@ -1619,7 +409,6 @@
         <w:rPr>
           <w:noProof/>
         </w:rPr>
-        <w:lastRenderedPageBreak/>
         <w:drawing>
           <wp:inline distT="0" distB="0" distL="0" distR="0" wp14:anchorId="72E7212B" wp14:editId="62EBCCE1">
             <wp:extent cx="5731510" cy="3051175"/>
@@ -1667,6 +456,7 @@
         <w:rPr>
           <w:noProof/>
         </w:rPr>
+        <w:lastRenderedPageBreak/>
         <w:drawing>
           <wp:inline distT="0" distB="0" distL="0" distR="0" wp14:anchorId="280932BD" wp14:editId="0F8328CC">
             <wp:extent cx="5731510" cy="3373120"/>
@@ -1721,7 +511,21 @@
         <w:rPr>
           <w:lang w:val="en-US"/>
         </w:rPr>
-        <w:t xml:space="preserve">By default express </w:t>
+        <w:t xml:space="preserve">By </w:t>
+      </w:r>
+      <w:proofErr w:type="gramStart"/>
+      <w:r>
+        <w:rPr>
+          <w:lang w:val="en-US"/>
+        </w:rPr>
+        <w:t>default</w:t>
+      </w:r>
+      <w:proofErr w:type="gramEnd"/>
+      <w:r>
+        <w:rPr>
+          <w:lang w:val="en-US"/>
+        </w:rPr>
+        <w:t xml:space="preserve"> express </w:t>
       </w:r>
       <w:proofErr w:type="spellStart"/>
       <w:r>
@@ -1755,20 +559,108 @@
         <w:rPr>
           <w:lang w:val="en-US"/>
         </w:rPr>
-        <w:t xml:space="preserve">Put/Patch method : update product price </w:t>
-      </w:r>
-    </w:p>
-    <w:p>
-      <w:pPr>
-        <w:rPr>
-          <w:lang w:val="en-US"/>
-        </w:rPr>
-      </w:pPr>
-      <w:r>
-        <w:rPr>
-          <w:lang w:val="en-US"/>
-        </w:rPr>
-        <w:t xml:space="preserve">Delete method : delete the product using </w:t>
+        <w:t xml:space="preserve">Put/Patch </w:t>
+      </w:r>
+      <w:proofErr w:type="gramStart"/>
+      <w:r>
+        <w:rPr>
+          <w:lang w:val="en-US"/>
+        </w:rPr>
+        <w:t>method :</w:t>
+      </w:r>
+      <w:proofErr w:type="gramEnd"/>
+      <w:r>
+        <w:rPr>
+          <w:lang w:val="en-US"/>
+        </w:rPr>
+        <w:t xml:space="preserve"> update product price </w:t>
+      </w:r>
+    </w:p>
+    <w:p>
+      <w:pPr>
+        <w:rPr>
+          <w:lang w:val="en-US"/>
+        </w:rPr>
+      </w:pPr>
+    </w:p>
+    <w:p>
+      <w:pPr>
+        <w:rPr>
+          <w:lang w:val="en-US"/>
+        </w:rPr>
+      </w:pPr>
+      <w:r>
+        <w:rPr>
+          <w:lang w:val="en-US"/>
+        </w:rPr>
+        <w:t xml:space="preserve">Put or patch </w:t>
+      </w:r>
+      <w:proofErr w:type="gramStart"/>
+      <w:r>
+        <w:rPr>
+          <w:lang w:val="en-US"/>
+        </w:rPr>
+        <w:t>method :</w:t>
+      </w:r>
+      <w:proofErr w:type="gramEnd"/>
+      <w:r>
+        <w:rPr>
+          <w:lang w:val="en-US"/>
+        </w:rPr>
+        <w:t xml:space="preserve"> it is use to update the existing resource with unique property. </w:t>
+      </w:r>
+    </w:p>
+    <w:p>
+      <w:pPr>
+        <w:rPr>
+          <w:lang w:val="en-US"/>
+        </w:rPr>
+      </w:pPr>
+      <w:r>
+        <w:rPr>
+          <w:lang w:val="en-US"/>
+        </w:rPr>
+        <w:t xml:space="preserve">Put is use to update complete existing object property. </w:t>
+      </w:r>
+    </w:p>
+    <w:p>
+      <w:pPr>
+        <w:rPr>
+          <w:lang w:val="en-US"/>
+        </w:rPr>
+      </w:pPr>
+      <w:r>
+        <w:rPr>
+          <w:lang w:val="en-US"/>
+        </w:rPr>
+        <w:t xml:space="preserve">Patch is use to update partially not all property. </w:t>
+      </w:r>
+    </w:p>
+    <w:p>
+      <w:pPr>
+        <w:rPr>
+          <w:lang w:val="en-US"/>
+        </w:rPr>
+      </w:pPr>
+      <w:r>
+        <w:rPr>
+          <w:lang w:val="en-US"/>
+        </w:rPr>
+        <w:t xml:space="preserve">Delete </w:t>
+      </w:r>
+      <w:proofErr w:type="gramStart"/>
+      <w:r>
+        <w:rPr>
+          <w:lang w:val="en-US"/>
+        </w:rPr>
+        <w:t>method :</w:t>
+      </w:r>
+      <w:proofErr w:type="gramEnd"/>
+      <w:r>
+        <w:rPr>
+          <w:lang w:val="en-US"/>
+        </w:rPr>
+        <w:t xml:space="preserve"> delete the product using </w:t>
       </w:r>
       <w:proofErr w:type="spellStart"/>
       <w:r>
@@ -1798,188 +690,11 @@
           <w:lang w:val="en-US"/>
         </w:rPr>
       </w:pPr>
-      <w:proofErr w:type="spellStart"/>
-      <w:r>
-        <w:rPr>
-          <w:lang w:val="en-US"/>
-        </w:rPr>
-        <w:lastRenderedPageBreak/>
-        <w:t>Mkdir</w:t>
-      </w:r>
-      <w:proofErr w:type="spellEnd"/>
-      <w:r>
-        <w:rPr>
-          <w:lang w:val="en-US"/>
-        </w:rPr>
-        <w:t xml:space="preserve"> product-rest-</w:t>
-      </w:r>
-      <w:proofErr w:type="spellStart"/>
-      <w:r>
-        <w:rPr>
-          <w:lang w:val="en-US"/>
-        </w:rPr>
-        <w:t>api</w:t>
-      </w:r>
-      <w:proofErr w:type="spellEnd"/>
-    </w:p>
-    <w:p>
-      <w:pPr>
-        <w:rPr>
-          <w:lang w:val="en-US"/>
-        </w:rPr>
-      </w:pPr>
-      <w:proofErr w:type="spellStart"/>
-      <w:r>
-        <w:rPr>
-          <w:lang w:val="en-US"/>
-        </w:rPr>
-        <w:t>Npm</w:t>
-      </w:r>
-      <w:proofErr w:type="spellEnd"/>
       <w:r>
         <w:rPr>
           <w:lang w:val="en-US"/>
         </w:rPr>
         <w:t xml:space="preserve"> </w:t>
-      </w:r>
-      <w:proofErr w:type="spellStart"/>
-      <w:r>
-        <w:rPr>
-          <w:lang w:val="en-US"/>
-        </w:rPr>
-        <w:t>init</w:t>
-      </w:r>
-      <w:proofErr w:type="spellEnd"/>
-      <w:r>
-        <w:rPr>
-          <w:lang w:val="en-US"/>
-        </w:rPr>
-        <w:t xml:space="preserve"> -y</w:t>
-      </w:r>
-    </w:p>
-    <w:p>
-      <w:pPr>
-        <w:rPr>
-          <w:lang w:val="en-US"/>
-        </w:rPr>
-      </w:pPr>
-      <w:proofErr w:type="spellStart"/>
-      <w:r>
-        <w:rPr>
-          <w:lang w:val="en-US"/>
-        </w:rPr>
-        <w:t>Npm</w:t>
-      </w:r>
-      <w:proofErr w:type="spellEnd"/>
-      <w:r>
-        <w:rPr>
-          <w:lang w:val="en-US"/>
-        </w:rPr>
-        <w:t xml:space="preserve"> install express </w:t>
-      </w:r>
-    </w:p>
-    <w:p>
-      <w:pPr>
-        <w:rPr>
-          <w:lang w:val="en-US"/>
-        </w:rPr>
-      </w:pPr>
-    </w:p>
-    <w:p>
-      <w:pPr>
-        <w:rPr>
-          <w:lang w:val="en-US"/>
-        </w:rPr>
-      </w:pPr>
-    </w:p>
-    <w:p>
-      <w:pPr>
-        <w:rPr>
-          <w:lang w:val="en-US"/>
-        </w:rPr>
-      </w:pPr>
-      <w:r>
-        <w:rPr>
-          <w:lang w:val="en-US"/>
-        </w:rPr>
-        <w:t xml:space="preserve">JSON : </w:t>
-      </w:r>
-      <w:proofErr w:type="spellStart"/>
-      <w:r>
-        <w:rPr>
-          <w:lang w:val="en-US"/>
-        </w:rPr>
-        <w:t>pre defined</w:t>
-      </w:r>
-      <w:proofErr w:type="spellEnd"/>
-      <w:r>
-        <w:rPr>
-          <w:lang w:val="en-US"/>
-        </w:rPr>
-        <w:t xml:space="preserve"> object in JS </w:t>
-      </w:r>
-    </w:p>
-    <w:p>
-      <w:pPr>
-        <w:rPr>
-          <w:lang w:val="en-US"/>
-        </w:rPr>
-      </w:pPr>
-      <w:proofErr w:type="spellStart"/>
-      <w:r>
-        <w:rPr>
-          <w:lang w:val="en-US"/>
-        </w:rPr>
-        <w:t>JSON.stringify</w:t>
-      </w:r>
-      <w:proofErr w:type="spellEnd"/>
-      <w:r>
-        <w:rPr>
-          <w:lang w:val="en-US"/>
-        </w:rPr>
-        <w:t>()</w:t>
-      </w:r>
-      <w:r>
-        <w:rPr>
-          <w:lang w:val="en-US"/>
-        </w:rPr>
-        <w:tab/>
-        <w:t xml:space="preserve">: help to convert JS or JSON object into string format. </w:t>
-      </w:r>
-    </w:p>
-    <w:p>
-      <w:pPr>
-        <w:rPr>
-          <w:lang w:val="en-US"/>
-        </w:rPr>
-      </w:pPr>
-      <w:proofErr w:type="spellStart"/>
-      <w:r>
-        <w:rPr>
-          <w:lang w:val="en-US"/>
-        </w:rPr>
-        <w:t>JSON.parse</w:t>
-      </w:r>
-      <w:proofErr w:type="spellEnd"/>
-      <w:r>
-        <w:rPr>
-          <w:lang w:val="en-US"/>
-        </w:rPr>
-        <w:t xml:space="preserve">() : help to convert string to </w:t>
-      </w:r>
-      <w:proofErr w:type="spellStart"/>
-      <w:r>
-        <w:rPr>
-          <w:lang w:val="en-US"/>
-        </w:rPr>
-        <w:t>json</w:t>
-      </w:r>
-      <w:proofErr w:type="spellEnd"/>
-      <w:r>
-        <w:rPr>
-          <w:lang w:val="en-US"/>
-        </w:rPr>
-        <w:t xml:space="preserve"> object format. </w:t>
       </w:r>
     </w:p>
     <w:p>

--- a/FSD MERN - Developing a Reliable Back-end with Node and Express MAY 2026 batch 1/FSD MERN - Developing a Reliable Back-end with Node and Express  - Day 6 06-06-2026.docx
+++ b/FSD MERN - Developing a Reliable Back-end with Node and Express MAY 2026 batch 1/FSD MERN - Developing a Reliable Back-end with Node and Express  - Day 6 06-06-2026.docx
@@ -646,34 +646,320 @@
         <w:rPr>
           <w:lang w:val="en-US"/>
         </w:rPr>
-        <w:t xml:space="preserve">Delete </w:t>
+        <w:t xml:space="preserve">Delete method: delete the product using </w:t>
+      </w:r>
+      <w:proofErr w:type="spellStart"/>
+      <w:r>
+        <w:rPr>
+          <w:lang w:val="en-US"/>
+        </w:rPr>
+        <w:t>pid</w:t>
+      </w:r>
+      <w:proofErr w:type="spellEnd"/>
+      <w:r>
+        <w:rPr>
+          <w:lang w:val="en-US"/>
+        </w:rPr>
+        <w:t xml:space="preserve"> </w:t>
+      </w:r>
+    </w:p>
+    <w:p>
+      <w:pPr>
+        <w:rPr>
+          <w:lang w:val="en-US"/>
+        </w:rPr>
+      </w:pPr>
+    </w:p>
+    <w:p>
+      <w:pPr>
+        <w:rPr>
+          <w:lang w:val="en-US"/>
+        </w:rPr>
+      </w:pPr>
+    </w:p>
+    <w:p>
+      <w:pPr>
+        <w:rPr>
+          <w:lang w:val="en-US"/>
+        </w:rPr>
+      </w:pPr>
+    </w:p>
+    <w:p>
+      <w:pPr>
+        <w:rPr>
+          <w:lang w:val="en-US"/>
+        </w:rPr>
+      </w:pPr>
+    </w:p>
+    <w:p>
+      <w:pPr>
+        <w:rPr>
+          <w:lang w:val="en-US"/>
+        </w:rPr>
+      </w:pPr>
+    </w:p>
+    <w:p>
+      <w:pPr>
+        <w:rPr>
+          <w:lang w:val="en-US"/>
+        </w:rPr>
+      </w:pPr>
+    </w:p>
+    <w:p>
+      <w:pPr>
+        <w:rPr>
+          <w:lang w:val="en-US"/>
+        </w:rPr>
+      </w:pPr>
+    </w:p>
+    <w:p>
+      <w:pPr>
+        <w:rPr>
+          <w:lang w:val="en-US"/>
+        </w:rPr>
+      </w:pPr>
+      <w:r>
+        <w:rPr>
+          <w:lang w:val="en-US"/>
+        </w:rPr>
+        <w:lastRenderedPageBreak/>
+        <w:t xml:space="preserve">Using node </w:t>
+      </w:r>
+      <w:proofErr w:type="spellStart"/>
+      <w:r>
+        <w:rPr>
+          <w:lang w:val="en-US"/>
+        </w:rPr>
+        <w:t>js</w:t>
+      </w:r>
+      <w:proofErr w:type="spellEnd"/>
+      <w:r>
+        <w:rPr>
+          <w:lang w:val="en-US"/>
+        </w:rPr>
+        <w:t xml:space="preserve"> express module we can connect to database. </w:t>
+      </w:r>
+    </w:p>
+    <w:p>
+      <w:pPr>
+        <w:rPr>
+          <w:b/>
+          <w:bCs/>
+          <w:lang w:val="en-US"/>
+        </w:rPr>
+      </w:pPr>
+      <w:r>
+        <w:rPr>
+          <w:b/>
+          <w:bCs/>
+          <w:lang w:val="en-US"/>
+        </w:rPr>
+        <w:t xml:space="preserve">Mongo Db </w:t>
+      </w:r>
+    </w:p>
+    <w:p>
+      <w:pPr>
+        <w:rPr>
+          <w:lang w:val="en-US"/>
+        </w:rPr>
+      </w:pPr>
+    </w:p>
+    <w:p>
+      <w:pPr>
+        <w:rPr>
+          <w:lang w:val="en-US"/>
+        </w:rPr>
+      </w:pPr>
+      <w:r>
+        <w:rPr>
+          <w:lang w:val="en-US"/>
+        </w:rPr>
+        <w:t xml:space="preserve">To connect mongo </w:t>
+      </w:r>
+      <w:proofErr w:type="spellStart"/>
+      <w:r>
+        <w:rPr>
+          <w:lang w:val="en-US"/>
+        </w:rPr>
+        <w:t>db</w:t>
+      </w:r>
+      <w:proofErr w:type="spellEnd"/>
+      <w:r>
+        <w:rPr>
+          <w:lang w:val="en-US"/>
+        </w:rPr>
+        <w:t xml:space="preserve"> node </w:t>
+      </w:r>
+      <w:proofErr w:type="spellStart"/>
+      <w:r>
+        <w:rPr>
+          <w:lang w:val="en-US"/>
+        </w:rPr>
+        <w:t>js</w:t>
+      </w:r>
+      <w:proofErr w:type="spellEnd"/>
+      <w:r>
+        <w:rPr>
+          <w:lang w:val="en-US"/>
+        </w:rPr>
+        <w:t xml:space="preserve"> provided third party module </w:t>
+      </w:r>
+    </w:p>
+    <w:p>
+      <w:pPr>
+        <w:pStyle w:val="ListParagraph"/>
+        <w:numPr>
+          <w:ilvl w:val="0"/>
+          <w:numId w:val="2"/>
+        </w:numPr>
+        <w:rPr>
+          <w:lang w:val="en-US"/>
+        </w:rPr>
+      </w:pPr>
+      <w:proofErr w:type="spellStart"/>
+      <w:r>
+        <w:rPr>
+          <w:b/>
+          <w:bCs/>
+          <w:lang w:val="en-US"/>
+        </w:rPr>
+        <w:t>mongodb</w:t>
+      </w:r>
+      <w:proofErr w:type="spellEnd"/>
+      <w:r>
+        <w:rPr>
+          <w:lang w:val="en-US"/>
+        </w:rPr>
+        <w:t xml:space="preserve">  </w:t>
       </w:r>
       <w:proofErr w:type="gramStart"/>
       <w:r>
         <w:rPr>
           <w:lang w:val="en-US"/>
         </w:rPr>
-        <w:t>method :</w:t>
+        <w:t xml:space="preserve">  :</w:t>
       </w:r>
       <w:proofErr w:type="gramEnd"/>
       <w:r>
         <w:rPr>
           <w:lang w:val="en-US"/>
         </w:rPr>
-        <w:t xml:space="preserve"> delete the product using </w:t>
-      </w:r>
+        <w:t xml:space="preserve"> schema </w:t>
+      </w:r>
+      <w:proofErr w:type="gramStart"/>
+      <w:r>
+        <w:rPr>
+          <w:lang w:val="en-US"/>
+        </w:rPr>
+        <w:t>less(</w:t>
+      </w:r>
+      <w:proofErr w:type="gramEnd"/>
+      <w:r>
+        <w:rPr>
+          <w:lang w:val="en-US"/>
+        </w:rPr>
+        <w:t xml:space="preserve">native driver) </w:t>
+      </w:r>
+    </w:p>
+    <w:p>
+      <w:pPr>
+        <w:pStyle w:val="ListParagraph"/>
+        <w:numPr>
+          <w:ilvl w:val="0"/>
+          <w:numId w:val="2"/>
+        </w:numPr>
+        <w:rPr>
+          <w:lang w:val="en-US"/>
+        </w:rPr>
+      </w:pPr>
+      <w:proofErr w:type="gramStart"/>
+      <w:r>
+        <w:rPr>
+          <w:b/>
+          <w:bCs/>
+          <w:lang w:val="en-US"/>
+        </w:rPr>
+        <w:t>mongoose</w:t>
+      </w:r>
+      <w:r>
+        <w:rPr>
+          <w:lang w:val="en-US"/>
+        </w:rPr>
+        <w:t xml:space="preserve"> </w:t>
+      </w:r>
+      <w:r>
+        <w:rPr>
+          <w:lang w:val="en-US"/>
+        </w:rPr>
+        <w:t xml:space="preserve"> </w:t>
+      </w:r>
+      <w:r>
+        <w:rPr>
+          <w:lang w:val="en-US"/>
+        </w:rPr>
+        <w:t>:</w:t>
+      </w:r>
+      <w:proofErr w:type="gramEnd"/>
+      <w:r>
+        <w:rPr>
+          <w:lang w:val="en-US"/>
+        </w:rPr>
+        <w:t xml:space="preserve"> schemas base. In collection contains that type of property with their data types. </w:t>
+      </w:r>
+    </w:p>
+    <w:p>
+      <w:pPr>
+        <w:rPr>
+          <w:lang w:val="en-US"/>
+        </w:rPr>
+      </w:pPr>
+    </w:p>
+    <w:p>
+      <w:pPr>
+        <w:rPr>
+          <w:lang w:val="en-US"/>
+        </w:rPr>
+      </w:pPr>
       <w:proofErr w:type="spellStart"/>
       <w:r>
         <w:rPr>
           <w:lang w:val="en-US"/>
         </w:rPr>
-        <w:t>pid</w:t>
+        <w:t>mkdir</w:t>
       </w:r>
       <w:proofErr w:type="spellEnd"/>
       <w:r>
         <w:rPr>
           <w:lang w:val="en-US"/>
         </w:rPr>
+        <w:t xml:space="preserve"> product-</w:t>
+      </w:r>
+      <w:proofErr w:type="spellStart"/>
+      <w:r>
+        <w:rPr>
+          <w:lang w:val="en-US"/>
+        </w:rPr>
+        <w:t>api</w:t>
+      </w:r>
+      <w:proofErr w:type="spellEnd"/>
+      <w:r>
+        <w:rPr>
+          <w:lang w:val="en-US"/>
+        </w:rPr>
+        <w:t>-with-</w:t>
+      </w:r>
+      <w:proofErr w:type="spellStart"/>
+      <w:r>
+        <w:rPr>
+          <w:lang w:val="en-US"/>
+        </w:rPr>
+        <w:t>mongodb</w:t>
+      </w:r>
+      <w:proofErr w:type="spellEnd"/>
+      <w:r>
+        <w:rPr>
+          <w:lang w:val="en-US"/>
+        </w:rPr>
         <w:t xml:space="preserve"> </w:t>
       </w:r>
     </w:p>
@@ -683,19 +969,985 @@
           <w:lang w:val="en-US"/>
         </w:rPr>
       </w:pPr>
-    </w:p>
-    <w:p>
-      <w:pPr>
-        <w:rPr>
-          <w:lang w:val="en-US"/>
-        </w:rPr>
-      </w:pPr>
+      <w:proofErr w:type="spellStart"/>
+      <w:r>
+        <w:rPr>
+          <w:lang w:val="en-US"/>
+        </w:rPr>
+        <w:t>npm</w:t>
+      </w:r>
+      <w:proofErr w:type="spellEnd"/>
       <w:r>
         <w:rPr>
           <w:lang w:val="en-US"/>
         </w:rPr>
         <w:t xml:space="preserve"> </w:t>
       </w:r>
+      <w:proofErr w:type="spellStart"/>
+      <w:r>
+        <w:rPr>
+          <w:lang w:val="en-US"/>
+        </w:rPr>
+        <w:t>init</w:t>
+      </w:r>
+      <w:proofErr w:type="spellEnd"/>
+      <w:r>
+        <w:rPr>
+          <w:lang w:val="en-US"/>
+        </w:rPr>
+        <w:t xml:space="preserve"> </w:t>
+      </w:r>
+    </w:p>
+    <w:p>
+      <w:pPr>
+        <w:rPr>
+          <w:lang w:val="en-US"/>
+        </w:rPr>
+      </w:pPr>
+      <w:proofErr w:type="spellStart"/>
+      <w:r>
+        <w:rPr>
+          <w:lang w:val="en-US"/>
+        </w:rPr>
+        <w:t>npm</w:t>
+      </w:r>
+      <w:proofErr w:type="spellEnd"/>
+      <w:r>
+        <w:rPr>
+          <w:lang w:val="en-US"/>
+        </w:rPr>
+        <w:t xml:space="preserve"> install express </w:t>
+      </w:r>
+      <w:proofErr w:type="spellStart"/>
+      <w:r>
+        <w:rPr>
+          <w:highlight w:val="yellow"/>
+          <w:lang w:val="en-US"/>
+        </w:rPr>
+        <w:t>mongodb</w:t>
+      </w:r>
+      <w:proofErr w:type="spellEnd"/>
+      <w:r>
+        <w:rPr>
+          <w:lang w:val="en-US"/>
+        </w:rPr>
+        <w:t xml:space="preserve"> </w:t>
+      </w:r>
+    </w:p>
+    <w:p>
+      <w:pPr>
+        <w:rPr>
+          <w:lang w:val="en-US"/>
+        </w:rPr>
+      </w:pPr>
+      <w:r>
+        <w:rPr>
+          <w:lang w:val="en-US"/>
+        </w:rPr>
+        <w:t xml:space="preserve"> </w:t>
+      </w:r>
+    </w:p>
+    <w:p>
+      <w:pPr>
+        <w:rPr>
+          <w:lang w:val="en-US"/>
+        </w:rPr>
+      </w:pPr>
+    </w:p>
+    <w:p>
+      <w:pPr>
+        <w:rPr>
+          <w:b/>
+          <w:bCs/>
+          <w:lang w:val="en-US"/>
+        </w:rPr>
+      </w:pPr>
+      <w:r>
+        <w:rPr>
+          <w:b/>
+          <w:bCs/>
+          <w:lang w:val="en-US"/>
+        </w:rPr>
+        <w:t xml:space="preserve">Frontend </w:t>
+      </w:r>
+      <w:r>
+        <w:rPr>
+          <w:b/>
+          <w:bCs/>
+          <w:lang w:val="en-US"/>
+        </w:rPr>
+        <w:tab/>
+      </w:r>
+      <w:r>
+        <w:rPr>
+          <w:b/>
+          <w:bCs/>
+          <w:lang w:val="en-US"/>
+        </w:rPr>
+        <w:tab/>
+      </w:r>
+      <w:r>
+        <w:rPr>
+          <w:b/>
+          <w:bCs/>
+          <w:lang w:val="en-US"/>
+        </w:rPr>
+        <w:tab/>
+      </w:r>
+      <w:r>
+        <w:rPr>
+          <w:b/>
+          <w:bCs/>
+          <w:lang w:val="en-US"/>
+        </w:rPr>
+        <w:tab/>
+        <w:t xml:space="preserve">Backend </w:t>
+      </w:r>
+      <w:r>
+        <w:rPr>
+          <w:b/>
+          <w:bCs/>
+          <w:lang w:val="en-US"/>
+        </w:rPr>
+        <w:tab/>
+      </w:r>
+      <w:r>
+        <w:rPr>
+          <w:b/>
+          <w:bCs/>
+          <w:lang w:val="en-US"/>
+        </w:rPr>
+        <w:tab/>
+      </w:r>
+      <w:r>
+        <w:rPr>
+          <w:b/>
+          <w:bCs/>
+          <w:lang w:val="en-US"/>
+        </w:rPr>
+        <w:tab/>
+        <w:t xml:space="preserve">Database </w:t>
+      </w:r>
+    </w:p>
+    <w:p>
+      <w:pPr>
+        <w:rPr>
+          <w:lang w:val="en-US"/>
+        </w:rPr>
+      </w:pPr>
+      <w:r>
+        <w:rPr>
+          <w:lang w:val="en-US"/>
+        </w:rPr>
+        <w:tab/>
+      </w:r>
+      <w:r>
+        <w:rPr>
+          <w:lang w:val="en-US"/>
+        </w:rPr>
+        <w:tab/>
+      </w:r>
+      <w:r>
+        <w:rPr>
+          <w:lang w:val="en-US"/>
+        </w:rPr>
+        <w:tab/>
+      </w:r>
+      <w:r>
+        <w:rPr>
+          <w:lang w:val="en-US"/>
+        </w:rPr>
+        <w:tab/>
+      </w:r>
+      <w:r>
+        <w:rPr>
+          <w:lang w:val="en-US"/>
+        </w:rPr>
+        <w:tab/>
+      </w:r>
+      <w:r>
+        <w:rPr>
+          <w:b/>
+          <w:bCs/>
+          <w:lang w:val="en-US"/>
+        </w:rPr>
+        <w:t>Express JS with EJS</w:t>
+      </w:r>
+      <w:r>
+        <w:rPr>
+          <w:lang w:val="en-US"/>
+        </w:rPr>
+        <w:tab/>
+      </w:r>
+      <w:r>
+        <w:rPr>
+          <w:lang w:val="en-US"/>
+        </w:rPr>
+        <w:tab/>
+        <w:t xml:space="preserve">Mongo </w:t>
+      </w:r>
+      <w:proofErr w:type="spellStart"/>
+      <w:r>
+        <w:rPr>
+          <w:lang w:val="en-US"/>
+        </w:rPr>
+        <w:t>db</w:t>
+      </w:r>
+      <w:proofErr w:type="spellEnd"/>
+      <w:r>
+        <w:rPr>
+          <w:lang w:val="en-US"/>
+        </w:rPr>
+        <w:t xml:space="preserve"> </w:t>
+      </w:r>
+    </w:p>
+    <w:p>
+      <w:pPr>
+        <w:rPr>
+          <w:lang w:val="en-US"/>
+        </w:rPr>
+      </w:pPr>
+      <w:r>
+        <w:rPr>
+          <w:lang w:val="en-US"/>
+        </w:rPr>
+        <w:tab/>
+      </w:r>
+      <w:r>
+        <w:rPr>
+          <w:lang w:val="en-US"/>
+        </w:rPr>
+        <w:tab/>
+      </w:r>
+      <w:r>
+        <w:rPr>
+          <w:lang w:val="en-US"/>
+        </w:rPr>
+        <w:tab/>
+      </w:r>
+      <w:r>
+        <w:rPr>
+          <w:lang w:val="en-US"/>
+        </w:rPr>
+        <w:tab/>
+      </w:r>
+      <w:r>
+        <w:rPr>
+          <w:lang w:val="en-US"/>
+        </w:rPr>
+        <w:tab/>
+      </w:r>
+      <w:r>
+        <w:rPr>
+          <w:lang w:val="en-US"/>
+        </w:rPr>
+        <w:tab/>
+      </w:r>
+      <w:r>
+        <w:rPr>
+          <w:lang w:val="en-US"/>
+        </w:rPr>
+        <w:tab/>
+      </w:r>
+      <w:r>
+        <w:rPr>
+          <w:lang w:val="en-US"/>
+        </w:rPr>
+        <w:tab/>
+      </w:r>
+      <w:r>
+        <w:rPr>
+          <w:lang w:val="en-US"/>
+        </w:rPr>
+        <w:tab/>
+        <w:t xml:space="preserve">Or </w:t>
+      </w:r>
+      <w:r>
+        <w:rPr>
+          <w:lang w:val="en-US"/>
+        </w:rPr>
+        <w:tab/>
+      </w:r>
+      <w:r>
+        <w:rPr>
+          <w:lang w:val="en-US"/>
+        </w:rPr>
+        <w:tab/>
+      </w:r>
+      <w:r>
+        <w:rPr>
+          <w:lang w:val="en-US"/>
+        </w:rPr>
+        <w:tab/>
+      </w:r>
+      <w:r>
+        <w:rPr>
+          <w:lang w:val="en-US"/>
+        </w:rPr>
+        <w:tab/>
+      </w:r>
+      <w:r>
+        <w:rPr>
+          <w:lang w:val="en-US"/>
+        </w:rPr>
+        <w:tab/>
+      </w:r>
+      <w:r>
+        <w:rPr>
+          <w:lang w:val="en-US"/>
+        </w:rPr>
+        <w:tab/>
+      </w:r>
+      <w:r>
+        <w:rPr>
+          <w:lang w:val="en-US"/>
+        </w:rPr>
+        <w:tab/>
+      </w:r>
+      <w:r>
+        <w:rPr>
+          <w:lang w:val="en-US"/>
+        </w:rPr>
+        <w:tab/>
+      </w:r>
+      <w:r>
+        <w:rPr>
+          <w:lang w:val="en-US"/>
+        </w:rPr>
+        <w:tab/>
+      </w:r>
+      <w:r>
+        <w:rPr>
+          <w:lang w:val="en-US"/>
+        </w:rPr>
+        <w:tab/>
+      </w:r>
+      <w:r>
+        <w:rPr>
+          <w:lang w:val="en-US"/>
+        </w:rPr>
+        <w:tab/>
+      </w:r>
+      <w:r>
+        <w:rPr>
+          <w:lang w:val="en-US"/>
+        </w:rPr>
+        <w:tab/>
+        <w:t>MySQL</w:t>
+      </w:r>
+    </w:p>
+    <w:p>
+      <w:pPr>
+        <w:rPr>
+          <w:lang w:val="en-US"/>
+        </w:rPr>
+      </w:pPr>
+      <w:r>
+        <w:rPr>
+          <w:lang w:val="en-US"/>
+        </w:rPr>
+        <w:tab/>
+      </w:r>
+      <w:r>
+        <w:rPr>
+          <w:lang w:val="en-US"/>
+        </w:rPr>
+        <w:tab/>
+      </w:r>
+      <w:r>
+        <w:rPr>
+          <w:lang w:val="en-US"/>
+        </w:rPr>
+        <w:tab/>
+      </w:r>
+      <w:r>
+        <w:rPr>
+          <w:lang w:val="en-US"/>
+        </w:rPr>
+        <w:tab/>
+      </w:r>
+      <w:r>
+        <w:rPr>
+          <w:lang w:val="en-US"/>
+        </w:rPr>
+        <w:tab/>
+      </w:r>
+      <w:r>
+        <w:rPr>
+          <w:lang w:val="en-US"/>
+        </w:rPr>
+        <w:tab/>
+      </w:r>
+      <w:r>
+        <w:rPr>
+          <w:lang w:val="en-US"/>
+        </w:rPr>
+        <w:tab/>
+      </w:r>
+      <w:r>
+        <w:rPr>
+          <w:lang w:val="en-US"/>
+        </w:rPr>
+        <w:tab/>
+      </w:r>
+      <w:r>
+        <w:rPr>
+          <w:lang w:val="en-US"/>
+        </w:rPr>
+        <w:tab/>
+        <w:t xml:space="preserve">Or  </w:t>
+      </w:r>
+    </w:p>
+    <w:p>
+      <w:pPr>
+        <w:rPr>
+          <w:b/>
+          <w:bCs/>
+          <w:lang w:val="en-US"/>
+        </w:rPr>
+      </w:pPr>
+      <w:r>
+        <w:rPr>
+          <w:lang w:val="en-US"/>
+        </w:rPr>
+        <w:tab/>
+      </w:r>
+      <w:r>
+        <w:rPr>
+          <w:lang w:val="en-US"/>
+        </w:rPr>
+        <w:tab/>
+      </w:r>
+      <w:r>
+        <w:rPr>
+          <w:lang w:val="en-US"/>
+        </w:rPr>
+        <w:tab/>
+      </w:r>
+      <w:r>
+        <w:rPr>
+          <w:lang w:val="en-US"/>
+        </w:rPr>
+        <w:tab/>
+      </w:r>
+      <w:r>
+        <w:rPr>
+          <w:lang w:val="en-US"/>
+        </w:rPr>
+        <w:tab/>
+      </w:r>
+      <w:r>
+        <w:rPr>
+          <w:lang w:val="en-US"/>
+        </w:rPr>
+        <w:tab/>
+      </w:r>
+      <w:r>
+        <w:rPr>
+          <w:lang w:val="en-US"/>
+        </w:rPr>
+        <w:tab/>
+      </w:r>
+      <w:r>
+        <w:rPr>
+          <w:lang w:val="en-US"/>
+        </w:rPr>
+        <w:tab/>
+      </w:r>
+      <w:r>
+        <w:rPr>
+          <w:lang w:val="en-US"/>
+        </w:rPr>
+        <w:tab/>
+      </w:r>
+      <w:r>
+        <w:rPr>
+          <w:b/>
+          <w:bCs/>
+          <w:lang w:val="en-US"/>
+        </w:rPr>
+        <w:t>File System</w:t>
+      </w:r>
+    </w:p>
+    <w:p>
+      <w:pPr>
+        <w:rPr>
+          <w:lang w:val="en-US"/>
+        </w:rPr>
+      </w:pPr>
+    </w:p>
+    <w:p>
+      <w:pPr>
+        <w:rPr>
+          <w:b/>
+          <w:bCs/>
+          <w:lang w:val="en-US"/>
+        </w:rPr>
+      </w:pPr>
+      <w:r>
+        <w:rPr>
+          <w:lang w:val="en-US"/>
+        </w:rPr>
+        <w:tab/>
+      </w:r>
+      <w:r>
+        <w:rPr>
+          <w:lang w:val="en-US"/>
+        </w:rPr>
+        <w:tab/>
+      </w:r>
+      <w:r>
+        <w:rPr>
+          <w:lang w:val="en-US"/>
+        </w:rPr>
+        <w:tab/>
+      </w:r>
+      <w:r>
+        <w:rPr>
+          <w:lang w:val="en-US"/>
+        </w:rPr>
+        <w:tab/>
+      </w:r>
+      <w:r>
+        <w:rPr>
+          <w:lang w:val="en-US"/>
+        </w:rPr>
+        <w:tab/>
+      </w:r>
+      <w:r>
+        <w:rPr>
+          <w:b/>
+          <w:bCs/>
+          <w:highlight w:val="yellow"/>
+          <w:lang w:val="en-US"/>
+        </w:rPr>
+        <w:t xml:space="preserve">Express </w:t>
+      </w:r>
+      <w:r>
+        <w:rPr>
+          <w:highlight w:val="yellow"/>
+          <w:lang w:val="en-US"/>
+        </w:rPr>
+        <w:t xml:space="preserve">rest </w:t>
+      </w:r>
+      <w:proofErr w:type="spellStart"/>
+      <w:r>
+        <w:rPr>
+          <w:highlight w:val="yellow"/>
+          <w:lang w:val="en-US"/>
+        </w:rPr>
+        <w:t>api</w:t>
+      </w:r>
+      <w:proofErr w:type="spellEnd"/>
+      <w:r>
+        <w:rPr>
+          <w:lang w:val="en-US"/>
+        </w:rPr>
+        <w:t xml:space="preserve"> </w:t>
+      </w:r>
+      <w:r>
+        <w:rPr>
+          <w:lang w:val="en-US"/>
+        </w:rPr>
+        <w:tab/>
+      </w:r>
+      <w:r>
+        <w:rPr>
+          <w:lang w:val="en-US"/>
+        </w:rPr>
+        <w:tab/>
+      </w:r>
+      <w:r>
+        <w:rPr>
+          <w:b/>
+          <w:bCs/>
+          <w:lang w:val="en-US"/>
+        </w:rPr>
+        <w:t xml:space="preserve">in array </w:t>
+      </w:r>
+    </w:p>
+    <w:p>
+      <w:pPr>
+        <w:rPr>
+          <w:lang w:val="en-US"/>
+        </w:rPr>
+      </w:pPr>
+      <w:r>
+        <w:rPr>
+          <w:lang w:val="en-US"/>
+        </w:rPr>
+        <w:t xml:space="preserve">We are testing </w:t>
+      </w:r>
+      <w:r>
+        <w:rPr>
+          <w:lang w:val="en-US"/>
+        </w:rPr>
+        <w:tab/>
+      </w:r>
+      <w:r>
+        <w:rPr>
+          <w:lang w:val="en-US"/>
+        </w:rPr>
+        <w:tab/>
+      </w:r>
+      <w:r>
+        <w:rPr>
+          <w:lang w:val="en-US"/>
+        </w:rPr>
+        <w:tab/>
+      </w:r>
+      <w:r>
+        <w:rPr>
+          <w:lang w:val="en-US"/>
+        </w:rPr>
+        <w:tab/>
+      </w:r>
+      <w:r>
+        <w:rPr>
+          <w:lang w:val="en-US"/>
+        </w:rPr>
+        <w:tab/>
+      </w:r>
+      <w:r>
+        <w:rPr>
+          <w:lang w:val="en-US"/>
+        </w:rPr>
+        <w:tab/>
+      </w:r>
+      <w:r>
+        <w:rPr>
+          <w:lang w:val="en-US"/>
+        </w:rPr>
+        <w:tab/>
+      </w:r>
+      <w:proofErr w:type="gramStart"/>
+      <w:r>
+        <w:rPr>
+          <w:lang w:val="en-US"/>
+        </w:rPr>
+        <w:t>In</w:t>
+      </w:r>
+      <w:proofErr w:type="gramEnd"/>
+      <w:r>
+        <w:rPr>
+          <w:lang w:val="en-US"/>
+        </w:rPr>
+        <w:t xml:space="preserve"> file </w:t>
+      </w:r>
+    </w:p>
+    <w:p>
+      <w:pPr>
+        <w:rPr>
+          <w:lang w:val="en-US"/>
+        </w:rPr>
+      </w:pPr>
+      <w:r>
+        <w:rPr>
+          <w:b/>
+          <w:bCs/>
+          <w:highlight w:val="yellow"/>
+          <w:lang w:val="en-US"/>
+        </w:rPr>
+        <w:t>Using postman client</w:t>
+      </w:r>
+      <w:r>
+        <w:rPr>
+          <w:lang w:val="en-US"/>
+        </w:rPr>
+        <w:t xml:space="preserve"> </w:t>
+      </w:r>
+      <w:r>
+        <w:rPr>
+          <w:lang w:val="en-US"/>
+        </w:rPr>
+        <w:tab/>
+      </w:r>
+      <w:r>
+        <w:rPr>
+          <w:lang w:val="en-US"/>
+        </w:rPr>
+        <w:tab/>
+      </w:r>
+      <w:r>
+        <w:rPr>
+          <w:lang w:val="en-US"/>
+        </w:rPr>
+        <w:tab/>
+      </w:r>
+      <w:r>
+        <w:rPr>
+          <w:lang w:val="en-US"/>
+        </w:rPr>
+        <w:tab/>
+      </w:r>
+      <w:r>
+        <w:rPr>
+          <w:lang w:val="en-US"/>
+        </w:rPr>
+        <w:tab/>
+      </w:r>
+      <w:r>
+        <w:rPr>
+          <w:lang w:val="en-US"/>
+        </w:rPr>
+        <w:tab/>
+      </w:r>
+      <w:proofErr w:type="gramStart"/>
+      <w:r>
+        <w:rPr>
+          <w:lang w:val="en-US"/>
+        </w:rPr>
+        <w:t>In</w:t>
+      </w:r>
+      <w:proofErr w:type="gramEnd"/>
+      <w:r>
+        <w:rPr>
+          <w:lang w:val="en-US"/>
+        </w:rPr>
+        <w:t xml:space="preserve"> database </w:t>
+      </w:r>
+    </w:p>
+    <w:p>
+      <w:pPr>
+        <w:rPr>
+          <w:lang w:val="en-US"/>
+        </w:rPr>
+      </w:pPr>
+      <w:r>
+        <w:rPr>
+          <w:lang w:val="en-US"/>
+        </w:rPr>
+        <w:tab/>
+      </w:r>
+      <w:r>
+        <w:rPr>
+          <w:lang w:val="en-US"/>
+        </w:rPr>
+        <w:tab/>
+      </w:r>
+      <w:r>
+        <w:rPr>
+          <w:lang w:val="en-US"/>
+        </w:rPr>
+        <w:tab/>
+      </w:r>
+      <w:r>
+        <w:rPr>
+          <w:lang w:val="en-US"/>
+        </w:rPr>
+        <w:tab/>
+      </w:r>
+      <w:r>
+        <w:rPr>
+          <w:lang w:val="en-US"/>
+        </w:rPr>
+        <w:tab/>
+      </w:r>
+      <w:r>
+        <w:rPr>
+          <w:b/>
+          <w:bCs/>
+          <w:highlight w:val="yellow"/>
+          <w:lang w:val="en-US"/>
+        </w:rPr>
+        <w:t xml:space="preserve">Mongo </w:t>
+      </w:r>
+      <w:proofErr w:type="spellStart"/>
+      <w:r>
+        <w:rPr>
+          <w:b/>
+          <w:bCs/>
+          <w:highlight w:val="yellow"/>
+          <w:lang w:val="en-US"/>
+        </w:rPr>
+        <w:t>db</w:t>
+      </w:r>
+      <w:proofErr w:type="spellEnd"/>
+      <w:r>
+        <w:rPr>
+          <w:highlight w:val="yellow"/>
+          <w:lang w:val="en-US"/>
+        </w:rPr>
+        <w:t xml:space="preserve"> modul</w:t>
+      </w:r>
+      <w:r>
+        <w:rPr>
+          <w:lang w:val="en-US"/>
+        </w:rPr>
+        <w:t>e</w:t>
+      </w:r>
+      <w:r>
+        <w:rPr>
+          <w:lang w:val="en-US"/>
+        </w:rPr>
+        <w:tab/>
+      </w:r>
+      <w:r>
+        <w:rPr>
+          <w:lang w:val="en-US"/>
+        </w:rPr>
+        <w:tab/>
+      </w:r>
+      <w:r>
+        <w:rPr>
+          <w:b/>
+          <w:bCs/>
+          <w:highlight w:val="yellow"/>
+          <w:lang w:val="en-US"/>
+        </w:rPr>
+        <w:t xml:space="preserve">Mongo </w:t>
+      </w:r>
+      <w:proofErr w:type="spellStart"/>
+      <w:r>
+        <w:rPr>
+          <w:b/>
+          <w:bCs/>
+          <w:highlight w:val="yellow"/>
+          <w:lang w:val="en-US"/>
+        </w:rPr>
+        <w:t>db</w:t>
+      </w:r>
+      <w:proofErr w:type="spellEnd"/>
+      <w:r>
+        <w:rPr>
+          <w:lang w:val="en-US"/>
+        </w:rPr>
+        <w:t xml:space="preserve"> or </w:t>
+      </w:r>
+      <w:proofErr w:type="spellStart"/>
+      <w:r>
+        <w:rPr>
+          <w:lang w:val="en-US"/>
+        </w:rPr>
+        <w:t>mysql</w:t>
+      </w:r>
+      <w:proofErr w:type="spellEnd"/>
+      <w:r>
+        <w:rPr>
+          <w:lang w:val="en-US"/>
+        </w:rPr>
+        <w:t xml:space="preserve"> </w:t>
+      </w:r>
+    </w:p>
+    <w:p>
+      <w:pPr>
+        <w:rPr>
+          <w:lang w:val="en-US"/>
+        </w:rPr>
+      </w:pPr>
+      <w:r>
+        <w:rPr>
+          <w:lang w:val="en-US"/>
+        </w:rPr>
+        <w:t xml:space="preserve">React </w:t>
+      </w:r>
+      <w:proofErr w:type="spellStart"/>
+      <w:r>
+        <w:rPr>
+          <w:lang w:val="en-US"/>
+        </w:rPr>
+        <w:t>js</w:t>
+      </w:r>
+      <w:proofErr w:type="spellEnd"/>
+      <w:r>
+        <w:rPr>
+          <w:lang w:val="en-US"/>
+        </w:rPr>
+        <w:t xml:space="preserve"> </w:t>
+      </w:r>
+    </w:p>
+    <w:p>
+      <w:pPr>
+        <w:rPr>
+          <w:lang w:val="en-US"/>
+        </w:rPr>
+      </w:pPr>
+      <w:r>
+        <w:rPr>
+          <w:lang w:val="en-US"/>
+        </w:rPr>
+        <w:t xml:space="preserve">Angular framework </w:t>
+      </w:r>
+    </w:p>
+    <w:p>
+      <w:pPr>
+        <w:rPr>
+          <w:lang w:val="en-US"/>
+        </w:rPr>
+      </w:pPr>
+      <w:r>
+        <w:rPr>
+          <w:lang w:val="en-US"/>
+        </w:rPr>
+        <w:tab/>
+      </w:r>
+      <w:r>
+        <w:rPr>
+          <w:lang w:val="en-US"/>
+        </w:rPr>
+        <w:tab/>
+      </w:r>
+      <w:r>
+        <w:rPr>
+          <w:lang w:val="en-US"/>
+        </w:rPr>
+        <w:tab/>
+        <w:t xml:space="preserve">MERN Stack </w:t>
+      </w:r>
+    </w:p>
+    <w:p>
+      <w:pPr>
+        <w:rPr>
+          <w:lang w:val="en-US"/>
+        </w:rPr>
+      </w:pPr>
+      <w:r>
+        <w:rPr>
+          <w:lang w:val="en-US"/>
+        </w:rPr>
+        <w:tab/>
+      </w:r>
+      <w:r>
+        <w:rPr>
+          <w:lang w:val="en-US"/>
+        </w:rPr>
+        <w:tab/>
+      </w:r>
+      <w:r>
+        <w:rPr>
+          <w:lang w:val="en-US"/>
+        </w:rPr>
+        <w:tab/>
+        <w:t xml:space="preserve">Mongo Db Express Node </w:t>
+      </w:r>
+      <w:proofErr w:type="spellStart"/>
+      <w:r>
+        <w:rPr>
+          <w:lang w:val="en-US"/>
+        </w:rPr>
+        <w:t>js</w:t>
+      </w:r>
+      <w:proofErr w:type="spellEnd"/>
+      <w:r>
+        <w:rPr>
+          <w:lang w:val="en-US"/>
+        </w:rPr>
+        <w:t xml:space="preserve"> React JS </w:t>
+      </w:r>
+    </w:p>
+    <w:p>
+      <w:pPr>
+        <w:rPr>
+          <w:lang w:val="en-US"/>
+        </w:rPr>
+      </w:pPr>
+    </w:p>
+    <w:p>
+      <w:pPr>
+        <w:rPr>
+          <w:lang w:val="en-US"/>
+        </w:rPr>
+      </w:pPr>
     </w:p>
     <w:p>
       <w:pPr>
@@ -805,8 +2057,100 @@
       </w:pPr>
     </w:lvl>
   </w:abstractNum>
+  <w:abstractNum w:abstractNumId="1" w15:restartNumberingAfterBreak="0">
+    <w:nsid w:val="6F9A423C"/>
+    <w:multiLevelType w:val="hybridMultilevel"/>
+    <w:tmpl w:val="5824EF96"/>
+    <w:lvl w:ilvl="0" w:tplc="4009000F">
+      <w:start w:val="1"/>
+      <w:numFmt w:val="decimal"/>
+      <w:lvlText w:val="%1."/>
+      <w:lvlJc w:val="left"/>
+      <w:pPr>
+        <w:ind w:left="720" w:hanging="360"/>
+      </w:pPr>
+      <w:rPr>
+        <w:rFonts w:hint="default"/>
+      </w:rPr>
+    </w:lvl>
+    <w:lvl w:ilvl="1" w:tplc="40090019" w:tentative="1">
+      <w:start w:val="1"/>
+      <w:numFmt w:val="lowerLetter"/>
+      <w:lvlText w:val="%2."/>
+      <w:lvlJc w:val="left"/>
+      <w:pPr>
+        <w:ind w:left="1440" w:hanging="360"/>
+      </w:pPr>
+    </w:lvl>
+    <w:lvl w:ilvl="2" w:tplc="4009001B" w:tentative="1">
+      <w:start w:val="1"/>
+      <w:numFmt w:val="lowerRoman"/>
+      <w:lvlText w:val="%3."/>
+      <w:lvlJc w:val="right"/>
+      <w:pPr>
+        <w:ind w:left="2160" w:hanging="180"/>
+      </w:pPr>
+    </w:lvl>
+    <w:lvl w:ilvl="3" w:tplc="4009000F" w:tentative="1">
+      <w:start w:val="1"/>
+      <w:numFmt w:val="decimal"/>
+      <w:lvlText w:val="%4."/>
+      <w:lvlJc w:val="left"/>
+      <w:pPr>
+        <w:ind w:left="2880" w:hanging="360"/>
+      </w:pPr>
+    </w:lvl>
+    <w:lvl w:ilvl="4" w:tplc="40090019" w:tentative="1">
+      <w:start w:val="1"/>
+      <w:numFmt w:val="lowerLetter"/>
+      <w:lvlText w:val="%5."/>
+      <w:lvlJc w:val="left"/>
+      <w:pPr>
+        <w:ind w:left="3600" w:hanging="360"/>
+      </w:pPr>
+    </w:lvl>
+    <w:lvl w:ilvl="5" w:tplc="4009001B" w:tentative="1">
+      <w:start w:val="1"/>
+      <w:numFmt w:val="lowerRoman"/>
+      <w:lvlText w:val="%6."/>
+      <w:lvlJc w:val="right"/>
+      <w:pPr>
+        <w:ind w:left="4320" w:hanging="180"/>
+      </w:pPr>
+    </w:lvl>
+    <w:lvl w:ilvl="6" w:tplc="4009000F" w:tentative="1">
+      <w:start w:val="1"/>
+      <w:numFmt w:val="decimal"/>
+      <w:lvlText w:val="%7."/>
+      <w:lvlJc w:val="left"/>
+      <w:pPr>
+        <w:ind w:left="5040" w:hanging="360"/>
+      </w:pPr>
+    </w:lvl>
+    <w:lvl w:ilvl="7" w:tplc="40090019" w:tentative="1">
+      <w:start w:val="1"/>
+      <w:numFmt w:val="lowerLetter"/>
+      <w:lvlText w:val="%8."/>
+      <w:lvlJc w:val="left"/>
+      <w:pPr>
+        <w:ind w:left="5760" w:hanging="360"/>
+      </w:pPr>
+    </w:lvl>
+    <w:lvl w:ilvl="8" w:tplc="4009001B" w:tentative="1">
+      <w:start w:val="1"/>
+      <w:numFmt w:val="lowerRoman"/>
+      <w:lvlText w:val="%9."/>
+      <w:lvlJc w:val="right"/>
+      <w:pPr>
+        <w:ind w:left="6480" w:hanging="180"/>
+      </w:pPr>
+    </w:lvl>
+  </w:abstractNum>
   <w:num w:numId="1" w16cid:durableId="2009670397">
     <w:abstractNumId w:val="0"/>
+  </w:num>
+  <w:num w:numId="2" w16cid:durableId="1555307745">
+    <w:abstractNumId w:val="1"/>
   </w:num>
 </w:numbering>
 </file>

--- a/FSD MERN - Developing a Reliable Back-end with Node and Express MAY 2026 batch 1/FSD MERN - Developing a Reliable Back-end with Node and Express  - Day 6 06-06-2026.docx
+++ b/FSD MERN - Developing a Reliable Back-end with Node and Express MAY 2026 batch 1/FSD MERN - Developing a Reliable Back-end with Node and Express  - Day 6 06-06-2026.docx
@@ -27,7 +27,6 @@
         </w:rPr>
         <w:t xml:space="preserve">Day </w:t>
       </w:r>
-      <w:proofErr w:type="gramStart"/>
       <w:r>
         <w:rPr>
           <w:b/>
@@ -44,7 +43,6 @@
         </w:rPr>
         <w:t xml:space="preserve"> :</w:t>
       </w:r>
-      <w:proofErr w:type="gramEnd"/>
     </w:p>
     <w:p>
       <w:pPr>
@@ -375,21 +373,7 @@
         <w:rPr>
           <w:lang w:val="en-US"/>
         </w:rPr>
-        <w:t xml:space="preserve">Post </w:t>
-      </w:r>
-      <w:proofErr w:type="gramStart"/>
-      <w:r>
-        <w:rPr>
-          <w:lang w:val="en-US"/>
-        </w:rPr>
-        <w:t>method :</w:t>
-      </w:r>
-      <w:proofErr w:type="gramEnd"/>
-      <w:r>
-        <w:rPr>
-          <w:lang w:val="en-US"/>
-        </w:rPr>
-        <w:t xml:space="preserve"> store product data with product id must be unique </w:t>
+        <w:t xml:space="preserve">Post method : store product data with product id must be unique </w:t>
       </w:r>
     </w:p>
     <w:p>
@@ -511,21 +495,7 @@
         <w:rPr>
           <w:lang w:val="en-US"/>
         </w:rPr>
-        <w:t xml:space="preserve">By </w:t>
-      </w:r>
-      <w:proofErr w:type="gramStart"/>
-      <w:r>
-        <w:rPr>
-          <w:lang w:val="en-US"/>
-        </w:rPr>
-        <w:t>default</w:t>
-      </w:r>
-      <w:proofErr w:type="gramEnd"/>
-      <w:r>
-        <w:rPr>
-          <w:lang w:val="en-US"/>
-        </w:rPr>
-        <w:t xml:space="preserve"> express </w:t>
+        <w:t xml:space="preserve">By default express </w:t>
       </w:r>
       <w:proofErr w:type="spellStart"/>
       <w:r>
@@ -559,55 +529,27 @@
         <w:rPr>
           <w:lang w:val="en-US"/>
         </w:rPr>
-        <w:t xml:space="preserve">Put/Patch </w:t>
-      </w:r>
-      <w:proofErr w:type="gramStart"/>
-      <w:r>
-        <w:rPr>
-          <w:lang w:val="en-US"/>
-        </w:rPr>
-        <w:t>method :</w:t>
-      </w:r>
-      <w:proofErr w:type="gramEnd"/>
-      <w:r>
-        <w:rPr>
-          <w:lang w:val="en-US"/>
-        </w:rPr>
-        <w:t xml:space="preserve"> update product price </w:t>
-      </w:r>
-    </w:p>
-    <w:p>
-      <w:pPr>
-        <w:rPr>
-          <w:lang w:val="en-US"/>
-        </w:rPr>
-      </w:pPr>
-    </w:p>
-    <w:p>
-      <w:pPr>
-        <w:rPr>
-          <w:lang w:val="en-US"/>
-        </w:rPr>
-      </w:pPr>
-      <w:r>
-        <w:rPr>
-          <w:lang w:val="en-US"/>
-        </w:rPr>
-        <w:t xml:space="preserve">Put or patch </w:t>
-      </w:r>
-      <w:proofErr w:type="gramStart"/>
-      <w:r>
-        <w:rPr>
-          <w:lang w:val="en-US"/>
-        </w:rPr>
-        <w:t>method :</w:t>
-      </w:r>
-      <w:proofErr w:type="gramEnd"/>
-      <w:r>
-        <w:rPr>
-          <w:lang w:val="en-US"/>
-        </w:rPr>
-        <w:t xml:space="preserve"> it is use to update the existing resource with unique property. </w:t>
+        <w:t xml:space="preserve">Put/Patch method : update product price </w:t>
+      </w:r>
+    </w:p>
+    <w:p>
+      <w:pPr>
+        <w:rPr>
+          <w:lang w:val="en-US"/>
+        </w:rPr>
+      </w:pPr>
+    </w:p>
+    <w:p>
+      <w:pPr>
+        <w:rPr>
+          <w:lang w:val="en-US"/>
+        </w:rPr>
+      </w:pPr>
+      <w:r>
+        <w:rPr>
+          <w:lang w:val="en-US"/>
+        </w:rPr>
+        <w:t xml:space="preserve">Put or patch method : it is use to update the existing resource with unique property. </w:t>
       </w:r>
     </w:p>
     <w:p>
@@ -830,35 +772,7 @@
         <w:rPr>
           <w:lang w:val="en-US"/>
         </w:rPr>
-        <w:t xml:space="preserve">  </w:t>
-      </w:r>
-      <w:proofErr w:type="gramStart"/>
-      <w:r>
-        <w:rPr>
-          <w:lang w:val="en-US"/>
-        </w:rPr>
-        <w:t xml:space="preserve">  :</w:t>
-      </w:r>
-      <w:proofErr w:type="gramEnd"/>
-      <w:r>
-        <w:rPr>
-          <w:lang w:val="en-US"/>
-        </w:rPr>
-        <w:t xml:space="preserve"> schema </w:t>
-      </w:r>
-      <w:proofErr w:type="gramStart"/>
-      <w:r>
-        <w:rPr>
-          <w:lang w:val="en-US"/>
-        </w:rPr>
-        <w:t>less(</w:t>
-      </w:r>
-      <w:proofErr w:type="gramEnd"/>
-      <w:r>
-        <w:rPr>
-          <w:lang w:val="en-US"/>
-        </w:rPr>
-        <w:t xml:space="preserve">native driver) </w:t>
+        <w:t xml:space="preserve">    : schema less(native driver) </w:t>
       </w:r>
     </w:p>
     <w:p>
@@ -872,7 +786,6 @@
           <w:lang w:val="en-US"/>
         </w:rPr>
       </w:pPr>
-      <w:proofErr w:type="gramStart"/>
       <w:r>
         <w:rPr>
           <w:b/>
@@ -897,14 +810,7 @@
         <w:rPr>
           <w:lang w:val="en-US"/>
         </w:rPr>
-        <w:t>:</w:t>
-      </w:r>
-      <w:proofErr w:type="gramEnd"/>
-      <w:r>
-        <w:rPr>
-          <w:lang w:val="en-US"/>
-        </w:rPr>
-        <w:t xml:space="preserve"> schemas base. In collection contains that type of property with their data types. </w:t>
+        <w:t xml:space="preserve">: schemas base. In collection contains that type of property with their data types. </w:t>
       </w:r>
     </w:p>
     <w:p>
@@ -1619,20 +1525,7 @@
           <w:lang w:val="en-US"/>
         </w:rPr>
         <w:tab/>
-      </w:r>
-      <w:proofErr w:type="gramStart"/>
-      <w:r>
-        <w:rPr>
-          <w:lang w:val="en-US"/>
-        </w:rPr>
-        <w:t>In</w:t>
-      </w:r>
-      <w:proofErr w:type="gramEnd"/>
-      <w:r>
-        <w:rPr>
-          <w:lang w:val="en-US"/>
-        </w:rPr>
-        <w:t xml:space="preserve"> file </w:t>
+        <w:t xml:space="preserve">In file </w:t>
       </w:r>
     </w:p>
     <w:p>
@@ -1691,20 +1584,7 @@
           <w:lang w:val="en-US"/>
         </w:rPr>
         <w:tab/>
-      </w:r>
-      <w:proofErr w:type="gramStart"/>
-      <w:r>
-        <w:rPr>
-          <w:lang w:val="en-US"/>
-        </w:rPr>
-        <w:t>In</w:t>
-      </w:r>
-      <w:proofErr w:type="gramEnd"/>
-      <w:r>
-        <w:rPr>
-          <w:lang w:val="en-US"/>
-        </w:rPr>
-        <w:t xml:space="preserve"> database </w:t>
+        <w:t xml:space="preserve">In database </w:t>
       </w:r>
     </w:p>
     <w:p>
@@ -1948,6 +1828,162 @@
           <w:lang w:val="en-US"/>
         </w:rPr>
       </w:pPr>
+    </w:p>
+    <w:p>
+      <w:pPr>
+        <w:rPr>
+          <w:lang w:val="en-US"/>
+        </w:rPr>
+      </w:pPr>
+      <w:r>
+        <w:rPr>
+          <w:lang w:val="en-US"/>
+        </w:rPr>
+        <w:t xml:space="preserve">Mongoose : Mongoose is another third party module which use schema base concept. Which is base upon ODM (Object Data Modeling )(ORM). In Mongoose we can create schema. Schema provide the structure for collection </w:t>
+      </w:r>
+      <w:proofErr w:type="spellStart"/>
+      <w:r>
+        <w:rPr>
+          <w:lang w:val="en-US"/>
+        </w:rPr>
+        <w:t>ie</w:t>
+      </w:r>
+      <w:proofErr w:type="spellEnd"/>
+      <w:r>
+        <w:rPr>
+          <w:lang w:val="en-US"/>
+        </w:rPr>
+        <w:t xml:space="preserve"> collection name, field name (mandatory or optional) and data types with validation. </w:t>
+      </w:r>
+    </w:p>
+    <w:p>
+      <w:pPr>
+        <w:rPr>
+          <w:lang w:val="en-US"/>
+        </w:rPr>
+      </w:pPr>
+    </w:p>
+    <w:p>
+      <w:pPr>
+        <w:rPr>
+          <w:lang w:val="en-US"/>
+        </w:rPr>
+      </w:pPr>
+      <w:proofErr w:type="spellStart"/>
+      <w:r>
+        <w:rPr>
+          <w:lang w:val="en-US"/>
+        </w:rPr>
+        <w:t>mkdir</w:t>
+      </w:r>
+      <w:proofErr w:type="spellEnd"/>
+      <w:r>
+        <w:rPr>
+          <w:lang w:val="en-US"/>
+        </w:rPr>
+        <w:t xml:space="preserve"> product-</w:t>
+      </w:r>
+      <w:proofErr w:type="spellStart"/>
+      <w:r>
+        <w:rPr>
+          <w:lang w:val="en-US"/>
+        </w:rPr>
+        <w:t>api</w:t>
+      </w:r>
+      <w:proofErr w:type="spellEnd"/>
+      <w:r>
+        <w:rPr>
+          <w:lang w:val="en-US"/>
+        </w:rPr>
+        <w:t>-with-</w:t>
+      </w:r>
+      <w:r>
+        <w:rPr>
+          <w:lang w:val="en-US"/>
+        </w:rPr>
+        <w:t xml:space="preserve">mongoose </w:t>
+      </w:r>
+      <w:r>
+        <w:rPr>
+          <w:lang w:val="en-US"/>
+        </w:rPr>
+        <w:t xml:space="preserve"> </w:t>
+      </w:r>
+    </w:p>
+    <w:p>
+      <w:pPr>
+        <w:rPr>
+          <w:lang w:val="en-US"/>
+        </w:rPr>
+      </w:pPr>
+      <w:proofErr w:type="spellStart"/>
+      <w:r>
+        <w:rPr>
+          <w:lang w:val="en-US"/>
+        </w:rPr>
+        <w:t>npm</w:t>
+      </w:r>
+      <w:proofErr w:type="spellEnd"/>
+      <w:r>
+        <w:rPr>
+          <w:lang w:val="en-US"/>
+        </w:rPr>
+        <w:t xml:space="preserve"> </w:t>
+      </w:r>
+      <w:proofErr w:type="spellStart"/>
+      <w:r>
+        <w:rPr>
+          <w:lang w:val="en-US"/>
+        </w:rPr>
+        <w:t>init</w:t>
+      </w:r>
+      <w:proofErr w:type="spellEnd"/>
+      <w:r>
+        <w:rPr>
+          <w:lang w:val="en-US"/>
+        </w:rPr>
+        <w:t xml:space="preserve"> </w:t>
+      </w:r>
+    </w:p>
+    <w:p>
+      <w:pPr>
+        <w:rPr>
+          <w:lang w:val="en-US"/>
+        </w:rPr>
+      </w:pPr>
+      <w:proofErr w:type="spellStart"/>
+      <w:r>
+        <w:rPr>
+          <w:lang w:val="en-US"/>
+        </w:rPr>
+        <w:t>npm</w:t>
+      </w:r>
+      <w:proofErr w:type="spellEnd"/>
+      <w:r>
+        <w:rPr>
+          <w:lang w:val="en-US"/>
+        </w:rPr>
+        <w:t xml:space="preserve"> install express </w:t>
+      </w:r>
+      <w:r>
+        <w:rPr>
+          <w:lang w:val="en-US"/>
+        </w:rPr>
+        <w:t xml:space="preserve">mongoose </w:t>
+      </w:r>
+    </w:p>
+    <w:p>
+      <w:pPr>
+        <w:rPr>
+          <w:lang w:val="en-US"/>
+        </w:rPr>
+      </w:pPr>
+      <w:r>
+        <w:rPr>
+          <w:lang w:val="en-US"/>
+        </w:rPr>
+        <w:t xml:space="preserve"> </w:t>
+      </w:r>
     </w:p>
     <w:p>
       <w:pPr>
